--- a/Kirjalik osa/Logistika mäng praktiline töö UPT.docx
+++ b/Kirjalik osa/Logistika mäng praktiline töö UPT.docx
@@ -500,6 +500,13 @@
         </w:rPr>
         <w:t xml:space="preserve">                        </w:t>
       </w:r>
+      <w:r>
+        <w:rPr>
+          <w:rStyle w:val="Hyperlink"/>
+          <w:noProof/>
+        </w:rPr>
+        <w:t xml:space="preserve">      </w:t>
+      </w:r>
       <w:hyperlink w:anchor="_Toc213771144" w:history="1">
         <w:r>
           <w:rPr>
@@ -649,6 +656,13 @@
         </w:rPr>
         <w:t xml:space="preserve">                        </w:t>
       </w:r>
+      <w:r>
+        <w:rPr>
+          <w:rStyle w:val="Hyperlink"/>
+          <w:noProof/>
+        </w:rPr>
+        <w:t xml:space="preserve">      </w:t>
+      </w:r>
       <w:hyperlink w:anchor="_Toc213771146" w:history="1">
         <w:r>
           <w:rPr>
@@ -812,8 +826,144 @@
       <w:r>
         <w:t xml:space="preserve"> kava)</w:t>
       </w:r>
-    </w:p>
-    <w:p/>
+      <w:r>
+        <w:t xml:space="preserve"> (ajutine muidugi)</w:t>
+      </w:r>
+    </w:p>
+    <w:p>
+      <w:r>
+        <w:br w:type="page"/>
+      </w:r>
+    </w:p>
+    <w:p>
+      <w:pPr>
+        <w:pStyle w:val="Heading1"/>
+      </w:pPr>
+      <w:r>
+        <w:lastRenderedPageBreak/>
+        <w:t>TEGUTSEMINE</w:t>
+      </w:r>
+    </w:p>
+    <w:p>
+      <w:r>
+        <w:t>Mida kõik kokku kasutasin: (praegu lihtsalt ajutine, kirjuta ümber pärast)</w:t>
+      </w:r>
+      <w:r>
+        <w:br/>
+        <w:t>Programmid:</w:t>
+      </w:r>
+    </w:p>
+    <w:p>
+      <w:r>
+        <w:t xml:space="preserve">Godot </w:t>
+      </w:r>
+      <w:proofErr w:type="spellStart"/>
+      <w:r>
+        <w:t>Engine</w:t>
+      </w:r>
+      <w:proofErr w:type="spellEnd"/>
+      <w:r>
+        <w:t xml:space="preserve"> </w:t>
+      </w:r>
+      <w:r>
+        <w:t>https://godotengine.org/</w:t>
+      </w:r>
+      <w:r>
+        <w:br/>
+        <w:t>Põhi töövahend, suurem osa tööst toimus siin.</w:t>
+      </w:r>
+    </w:p>
+    <w:p>
+      <w:proofErr w:type="spellStart"/>
+      <w:r>
+        <w:t>Github</w:t>
+      </w:r>
+      <w:proofErr w:type="spellEnd"/>
+      <w:r>
+        <w:t xml:space="preserve"> </w:t>
+      </w:r>
+      <w:r>
+        <w:t>https://github.com/</w:t>
+      </w:r>
+      <w:r>
+        <w:br/>
+        <w:t>Projekti organiseerimiseks, varude tegemiseks.</w:t>
+      </w:r>
+    </w:p>
+    <w:p>
+      <w:proofErr w:type="spellStart"/>
+      <w:r>
+        <w:t>Blender</w:t>
+      </w:r>
+      <w:proofErr w:type="spellEnd"/>
+      <w:r>
+        <w:t xml:space="preserve"> </w:t>
+      </w:r>
+      <w:r>
+        <w:t>https://www.blender.org/</w:t>
+      </w:r>
+      <w:r>
+        <w:br/>
+        <w:t>Väheste 3d mudelite tegemiseks</w:t>
+      </w:r>
+    </w:p>
+    <w:p>
+      <w:r>
+        <w:t xml:space="preserve">Paint.net </w:t>
+      </w:r>
+      <w:r>
+        <w:t>https://www.getpaint.net/</w:t>
+      </w:r>
+      <w:r>
+        <w:br/>
+        <w:t>pildifailide ja tekstuuride monteerimiseks.</w:t>
+      </w:r>
+    </w:p>
+    <w:p>
+      <w:r>
+        <w:t>Materjalid:</w:t>
+      </w:r>
+    </w:p>
+    <w:p>
+      <w:r>
+        <w:t xml:space="preserve">Godot </w:t>
+      </w:r>
+      <w:proofErr w:type="spellStart"/>
+      <w:r>
+        <w:t>Engine</w:t>
+      </w:r>
+      <w:proofErr w:type="spellEnd"/>
+      <w:r>
+        <w:t xml:space="preserve"> dokumentatsioon </w:t>
+      </w:r>
+      <w:r>
+        <w:t>https://docs.godotengine.org/en/stable/</w:t>
+      </w:r>
+      <w:r>
+        <w:br/>
+        <w:t>põhiline abivahend</w:t>
+      </w:r>
+      <w:r>
+        <w:t xml:space="preserve"> ja infoallikas mängutegemise jaoks</w:t>
+      </w:r>
+    </w:p>
+    <w:p>
+      <w:proofErr w:type="spellStart"/>
+      <w:r>
+        <w:t>Factorio</w:t>
+      </w:r>
+      <w:proofErr w:type="spellEnd"/>
+      <w:r>
+        <w:t xml:space="preserve"> arendajate blogi </w:t>
+      </w:r>
+      <w:r>
+        <w:t>https://www.factorio.com/blog/</w:t>
+      </w:r>
+      <w:r>
+        <w:br/>
+        <w:t>Väga kasulik allikas minu mängu jaoks.</w:t>
+      </w:r>
+    </w:p>
     <w:sectPr>
       <w:pgSz w:w="11906" w:h="16838"/>
       <w:pgMar w:top="1440" w:right="1440" w:bottom="1440" w:left="1440" w:header="708" w:footer="708" w:gutter="0"/>
@@ -1825,6 +1975,18 @@
       <w:ind w:left="240"/>
     </w:pPr>
   </w:style>
+  <w:style w:type="character" w:styleId="UnresolvedMention">
+    <w:name w:val="Unresolved Mention"/>
+    <w:basedOn w:val="DefaultParagraphFont"/>
+    <w:uiPriority w:val="99"/>
+    <w:semiHidden/>
+    <w:unhideWhenUsed/>
+    <w:rsid w:val="0064148C"/>
+    <w:rPr>
+      <w:color w:val="605E5C"/>
+      <w:shd w:val="clear" w:color="auto" w:fill="E1DFDD"/>
+    </w:rPr>
+  </w:style>
 </w:styles>
 </file>
 

--- a/Kirjalik osa/Logistika mäng praktiline töö UPT.docx
+++ b/Kirjalik osa/Logistika mäng praktiline töö UPT.docx
@@ -198,18 +198,18 @@
           <w:sz w:val="28"/>
           <w:szCs w:val="28"/>
         </w:rPr>
-        <w:t>Juhendaja: Allar Aav</w:t>
-      </w:r>
-    </w:p>
-    <w:p>
-      <w:pPr>
-        <w:jc w:val="center"/>
+        <w:t xml:space="preserve">Juhendaja: Allar </w:t>
+      </w:r>
+      <w:proofErr w:type="spellStart"/>
+      <w:r>
         <w:rPr>
           <w:rFonts w:cs="Times New Roman"/>
           <w:sz w:val="28"/>
           <w:szCs w:val="28"/>
         </w:rPr>
-      </w:pPr>
+        <w:t>Aav</w:t>
+      </w:r>
+      <w:proofErr w:type="spellEnd"/>
     </w:p>
     <w:p>
       <w:pPr>
@@ -230,21 +230,28 @@
           <w:szCs w:val="28"/>
         </w:rPr>
       </w:pPr>
-      <w:r>
+    </w:p>
+    <w:p>
+      <w:pPr>
+        <w:jc w:val="center"/>
         <w:rPr>
           <w:rFonts w:cs="Times New Roman"/>
           <w:sz w:val="28"/>
           <w:szCs w:val="28"/>
         </w:rPr>
+      </w:pPr>
+      <w:r>
+        <w:rPr>
+          <w:rFonts w:cs="Times New Roman"/>
+          <w:sz w:val="28"/>
+          <w:szCs w:val="28"/>
+        </w:rPr>
         <w:t>Tartu 2025</w:t>
       </w:r>
     </w:p>
     <w:p>
       <w:pPr>
         <w:pStyle w:val="Heading1"/>
-        <w:rPr>
-          <w:noProof/>
-        </w:rPr>
       </w:pPr>
       <w:bookmarkStart w:id="2" w:name="_Toc213352842"/>
       <w:bookmarkStart w:id="3" w:name="_Toc213771142"/>
@@ -272,9 +279,7 @@
         </w:tabs>
         <w:rPr>
           <w:rFonts w:asciiTheme="minorHAnsi" w:hAnsiTheme="minorHAnsi"/>
-          <w:noProof/>
           <w:szCs w:val="24"/>
-          <w:lang w:val="en-GB"/>
         </w:rPr>
       </w:pPr>
       <w:hyperlink w:anchor="_Toc213771141" w:history="1">
@@ -284,54 +289,46 @@
             <w:rFonts w:cs="Times New Roman"/>
             <w:b/>
             <w:bCs/>
-            <w:noProof/>
           </w:rPr>
           <w:t>LOGISTIKA PÕHINE ARVUTIMÄNG</w:t>
         </w:r>
         <w:r>
           <w:rPr>
-            <w:noProof/>
             <w:webHidden/>
           </w:rPr>
           <w:tab/>
         </w:r>
         <w:r>
           <w:rPr>
-            <w:noProof/>
             <w:webHidden/>
           </w:rPr>
           <w:fldChar w:fldCharType="begin"/>
         </w:r>
         <w:r>
           <w:rPr>
-            <w:noProof/>
             <w:webHidden/>
           </w:rPr>
           <w:instrText xml:space="preserve"> PAGEREF _Toc213771141 \h </w:instrText>
         </w:r>
         <w:r>
           <w:rPr>
-            <w:noProof/>
-            <w:webHidden/>
-          </w:rPr>
-        </w:r>
-        <w:r>
-          <w:rPr>
-            <w:noProof/>
+            <w:webHidden/>
+          </w:rPr>
+        </w:r>
+        <w:r>
+          <w:rPr>
             <w:webHidden/>
           </w:rPr>
           <w:fldChar w:fldCharType="separate"/>
         </w:r>
         <w:r>
           <w:rPr>
-            <w:noProof/>
             <w:webHidden/>
           </w:rPr>
           <w:t>1</w:t>
         </w:r>
         <w:r>
           <w:rPr>
-            <w:noProof/>
             <w:webHidden/>
           </w:rPr>
           <w:fldChar w:fldCharType="end"/>
@@ -346,63 +343,53 @@
         </w:tabs>
         <w:rPr>
           <w:rFonts w:asciiTheme="minorHAnsi" w:hAnsiTheme="minorHAnsi"/>
-          <w:noProof/>
           <w:szCs w:val="24"/>
-          <w:lang w:val="en-GB"/>
         </w:rPr>
       </w:pPr>
       <w:hyperlink w:anchor="_Toc213771142" w:history="1">
         <w:r>
           <w:rPr>
             <w:rStyle w:val="Hyperlink"/>
-            <w:noProof/>
           </w:rPr>
           <w:t>SISUKORD</w:t>
         </w:r>
         <w:r>
           <w:rPr>
-            <w:noProof/>
             <w:webHidden/>
           </w:rPr>
           <w:tab/>
         </w:r>
         <w:r>
           <w:rPr>
-            <w:noProof/>
             <w:webHidden/>
           </w:rPr>
           <w:fldChar w:fldCharType="begin"/>
         </w:r>
         <w:r>
           <w:rPr>
-            <w:noProof/>
             <w:webHidden/>
           </w:rPr>
           <w:instrText xml:space="preserve"> PAGEREF _Toc213771142 \h </w:instrText>
         </w:r>
         <w:r>
           <w:rPr>
-            <w:noProof/>
-            <w:webHidden/>
-          </w:rPr>
-        </w:r>
-        <w:r>
-          <w:rPr>
-            <w:noProof/>
+            <w:webHidden/>
+          </w:rPr>
+        </w:r>
+        <w:r>
+          <w:rPr>
             <w:webHidden/>
           </w:rPr>
           <w:fldChar w:fldCharType="separate"/>
         </w:r>
         <w:r>
           <w:rPr>
-            <w:noProof/>
             <w:webHidden/>
           </w:rPr>
           <w:t>2</w:t>
         </w:r>
         <w:r>
           <w:rPr>
-            <w:noProof/>
             <w:webHidden/>
           </w:rPr>
           <w:fldChar w:fldCharType="end"/>
@@ -417,63 +404,53 @@
         </w:tabs>
         <w:rPr>
           <w:rFonts w:asciiTheme="minorHAnsi" w:hAnsiTheme="minorHAnsi"/>
-          <w:noProof/>
           <w:szCs w:val="24"/>
-          <w:lang w:val="en-GB"/>
         </w:rPr>
       </w:pPr>
       <w:hyperlink w:anchor="_Toc213771143" w:history="1">
         <w:r>
           <w:rPr>
             <w:rStyle w:val="Hyperlink"/>
-            <w:noProof/>
           </w:rPr>
           <w:t>SISSEJUHATUS</w:t>
         </w:r>
         <w:r>
           <w:rPr>
-            <w:noProof/>
             <w:webHidden/>
           </w:rPr>
           <w:tab/>
         </w:r>
         <w:r>
           <w:rPr>
-            <w:noProof/>
             <w:webHidden/>
           </w:rPr>
           <w:fldChar w:fldCharType="begin"/>
         </w:r>
         <w:r>
           <w:rPr>
-            <w:noProof/>
             <w:webHidden/>
           </w:rPr>
           <w:instrText xml:space="preserve"> PAGEREF _Toc213771143 \h </w:instrText>
         </w:r>
         <w:r>
           <w:rPr>
-            <w:noProof/>
-            <w:webHidden/>
-          </w:rPr>
-        </w:r>
-        <w:r>
-          <w:rPr>
-            <w:noProof/>
+            <w:webHidden/>
+          </w:rPr>
+        </w:r>
+        <w:r>
+          <w:rPr>
             <w:webHidden/>
           </w:rPr>
           <w:fldChar w:fldCharType="separate"/>
         </w:r>
         <w:r>
           <w:rPr>
-            <w:noProof/>
             <w:webHidden/>
           </w:rPr>
           <w:t>3</w:t>
         </w:r>
         <w:r>
           <w:rPr>
-            <w:noProof/>
             <w:webHidden/>
           </w:rPr>
           <w:fldChar w:fldCharType="end"/>
@@ -488,22 +465,18 @@
         </w:tabs>
         <w:rPr>
           <w:rFonts w:asciiTheme="minorHAnsi" w:hAnsiTheme="minorHAnsi"/>
-          <w:noProof/>
           <w:szCs w:val="24"/>
-          <w:lang w:val="en-GB"/>
         </w:rPr>
       </w:pPr>
       <w:r>
         <w:rPr>
           <w:rStyle w:val="Hyperlink"/>
-          <w:noProof/>
         </w:rPr>
         <w:t xml:space="preserve">                        </w:t>
       </w:r>
       <w:r>
         <w:rPr>
           <w:rStyle w:val="Hyperlink"/>
-          <w:noProof/>
         </w:rPr>
         <w:t xml:space="preserve">      </w:t>
       </w:r>
@@ -511,54 +484,46 @@
         <w:r>
           <w:rPr>
             <w:rStyle w:val="Hyperlink"/>
-            <w:noProof/>
           </w:rPr>
           <w:t>Töö valiku põhjendus</w:t>
         </w:r>
         <w:r>
           <w:rPr>
-            <w:noProof/>
             <w:webHidden/>
           </w:rPr>
           <w:tab/>
         </w:r>
         <w:r>
           <w:rPr>
-            <w:noProof/>
             <w:webHidden/>
           </w:rPr>
           <w:fldChar w:fldCharType="begin"/>
         </w:r>
         <w:r>
           <w:rPr>
-            <w:noProof/>
             <w:webHidden/>
           </w:rPr>
           <w:instrText xml:space="preserve"> PAGEREF _Toc213771144 \h </w:instrText>
         </w:r>
         <w:r>
           <w:rPr>
-            <w:noProof/>
-            <w:webHidden/>
-          </w:rPr>
-        </w:r>
-        <w:r>
-          <w:rPr>
-            <w:noProof/>
+            <w:webHidden/>
+          </w:rPr>
+        </w:r>
+        <w:r>
+          <w:rPr>
             <w:webHidden/>
           </w:rPr>
           <w:fldChar w:fldCharType="separate"/>
         </w:r>
         <w:r>
           <w:rPr>
-            <w:noProof/>
             <w:webHidden/>
           </w:rPr>
           <w:t>3</w:t>
         </w:r>
         <w:r>
           <w:rPr>
-            <w:noProof/>
             <w:webHidden/>
           </w:rPr>
           <w:fldChar w:fldCharType="end"/>
@@ -573,63 +538,53 @@
         </w:tabs>
         <w:rPr>
           <w:rFonts w:asciiTheme="minorHAnsi" w:hAnsiTheme="minorHAnsi"/>
-          <w:noProof/>
           <w:szCs w:val="24"/>
-          <w:lang w:val="en-GB"/>
         </w:rPr>
       </w:pPr>
       <w:hyperlink w:anchor="_Toc213771145" w:history="1">
         <w:r>
           <w:rPr>
             <w:rStyle w:val="Hyperlink"/>
-            <w:noProof/>
           </w:rPr>
           <w:t>PLANEERIMINE</w:t>
         </w:r>
         <w:r>
           <w:rPr>
-            <w:noProof/>
             <w:webHidden/>
           </w:rPr>
           <w:tab/>
         </w:r>
         <w:r>
           <w:rPr>
-            <w:noProof/>
             <w:webHidden/>
           </w:rPr>
           <w:fldChar w:fldCharType="begin"/>
         </w:r>
         <w:r>
           <w:rPr>
-            <w:noProof/>
             <w:webHidden/>
           </w:rPr>
           <w:instrText xml:space="preserve"> PAGEREF _Toc213771145 \h </w:instrText>
         </w:r>
         <w:r>
           <w:rPr>
-            <w:noProof/>
-            <w:webHidden/>
-          </w:rPr>
-        </w:r>
-        <w:r>
-          <w:rPr>
-            <w:noProof/>
+            <w:webHidden/>
+          </w:rPr>
+        </w:r>
+        <w:r>
+          <w:rPr>
             <w:webHidden/>
           </w:rPr>
           <w:fldChar w:fldCharType="separate"/>
         </w:r>
         <w:r>
           <w:rPr>
-            <w:noProof/>
             <w:webHidden/>
           </w:rPr>
           <w:t>4</w:t>
         </w:r>
         <w:r>
           <w:rPr>
-            <w:noProof/>
             <w:webHidden/>
           </w:rPr>
           <w:fldChar w:fldCharType="end"/>
@@ -644,22 +599,18 @@
         </w:tabs>
         <w:rPr>
           <w:rFonts w:asciiTheme="minorHAnsi" w:hAnsiTheme="minorHAnsi"/>
-          <w:noProof/>
           <w:szCs w:val="24"/>
-          <w:lang w:val="en-GB"/>
         </w:rPr>
       </w:pPr>
       <w:r>
         <w:rPr>
           <w:rStyle w:val="Hyperlink"/>
-          <w:noProof/>
         </w:rPr>
         <w:t xml:space="preserve">                        </w:t>
       </w:r>
       <w:r>
         <w:rPr>
           <w:rStyle w:val="Hyperlink"/>
-          <w:noProof/>
         </w:rPr>
         <w:t xml:space="preserve">      </w:t>
       </w:r>
@@ -667,54 +618,46 @@
         <w:r>
           <w:rPr>
             <w:rStyle w:val="Hyperlink"/>
-            <w:noProof/>
           </w:rPr>
           <w:t>Hindamiskriteeriumid</w:t>
         </w:r>
         <w:r>
           <w:rPr>
-            <w:noProof/>
             <w:webHidden/>
           </w:rPr>
           <w:tab/>
         </w:r>
         <w:r>
           <w:rPr>
-            <w:noProof/>
             <w:webHidden/>
           </w:rPr>
           <w:fldChar w:fldCharType="begin"/>
         </w:r>
         <w:r>
           <w:rPr>
-            <w:noProof/>
             <w:webHidden/>
           </w:rPr>
           <w:instrText xml:space="preserve"> PAGEREF _Toc213771146 \h </w:instrText>
         </w:r>
         <w:r>
           <w:rPr>
-            <w:noProof/>
-            <w:webHidden/>
-          </w:rPr>
-        </w:r>
-        <w:r>
-          <w:rPr>
-            <w:noProof/>
+            <w:webHidden/>
+          </w:rPr>
+        </w:r>
+        <w:r>
+          <w:rPr>
             <w:webHidden/>
           </w:rPr>
           <w:fldChar w:fldCharType="separate"/>
         </w:r>
         <w:r>
           <w:rPr>
-            <w:noProof/>
             <w:webHidden/>
           </w:rPr>
           <w:t>4</w:t>
         </w:r>
         <w:r>
           <w:rPr>
-            <w:noProof/>
             <w:webHidden/>
           </w:rPr>
           <w:fldChar w:fldCharType="end"/>
@@ -769,7 +712,39 @@
     </w:p>
     <w:p>
       <w:r>
-        <w:t>Täpsemalt tahan teha mängu, mis sarnaneb teistele ressursside majandamise, logistika ja ehitamise žanri kuuluvatele mängudele, nagu „Factorio“ (2020) ja „Dyson Sphere Program“ (2021), kus peab ise disainima ja ehitama tehase laadse konstruktsiooni, mis valmistab erinevaid vajalikke tooteid toorainetest automaatselt, vajaliku eesmärgi saavutamiseks. Valisin mängu jaoks sellise teema, sest need on minu lemmiktüüpi mängud.</w:t>
+        <w:t>Täpsemalt tahan teha mängu, mis sarnaneb teistele ressursside majandamise, logistika ja ehitamise žanri kuuluvatele mängudele, nagu „</w:t>
+      </w:r>
+      <w:proofErr w:type="spellStart"/>
+      <w:r>
+        <w:t>Factorio</w:t>
+      </w:r>
+      <w:proofErr w:type="spellEnd"/>
+      <w:r>
+        <w:t>“ (2020) ja „</w:t>
+      </w:r>
+      <w:proofErr w:type="spellStart"/>
+      <w:r>
+        <w:t>Dyson</w:t>
+      </w:r>
+      <w:proofErr w:type="spellEnd"/>
+      <w:r>
+        <w:t xml:space="preserve"> </w:t>
+      </w:r>
+      <w:proofErr w:type="spellStart"/>
+      <w:r>
+        <w:t>Sphere</w:t>
+      </w:r>
+      <w:proofErr w:type="spellEnd"/>
+      <w:r>
+        <w:t xml:space="preserve"> </w:t>
+      </w:r>
+      <w:proofErr w:type="spellStart"/>
+      <w:r>
+        <w:t>Program</w:t>
+      </w:r>
+      <w:proofErr w:type="spellEnd"/>
+      <w:r>
+        <w:t>“ (2021), kus peab ise disainima ja ehitama tehase laadse konstruktsiooni, mis valmistab erinevaid vajalikke tooteid toorainetest automaatselt, vajaliku eesmärgi saavutamiseks. Valisin mängu jaoks sellise teema, sest need on minu lemmiktüüpi mängud.</w:t>
       </w:r>
     </w:p>
     <w:p>
@@ -800,34 +775,100 @@
     </w:p>
     <w:p>
       <w:r>
-        <w:t>(</w:t>
+        <w:t>Kavas oli esitatud kriteerium luua videomäng, mis sarnaneb sama žanri teostele nagu „</w:t>
       </w:r>
       <w:proofErr w:type="spellStart"/>
       <w:r>
-        <w:t>yadda</w:t>
+        <w:t>Factorio</w:t>
       </w:r>
       <w:proofErr w:type="spellEnd"/>
       <w:r>
+        <w:t>“ (2020) ja „</w:t>
+      </w:r>
+      <w:proofErr w:type="spellStart"/>
+      <w:r>
+        <w:t>Dyson</w:t>
+      </w:r>
+      <w:proofErr w:type="spellEnd"/>
+      <w:r>
         <w:t xml:space="preserve"> </w:t>
       </w:r>
       <w:proofErr w:type="spellStart"/>
       <w:r>
-        <w:t>yadda</w:t>
+        <w:t>Sphere</w:t>
       </w:r>
       <w:proofErr w:type="spellEnd"/>
       <w:r>
-        <w:t xml:space="preserve"> look at </w:t>
+        <w:t xml:space="preserve"> </w:t>
       </w:r>
       <w:proofErr w:type="spellStart"/>
       <w:r>
-        <w:t>old</w:t>
+        <w:t>Program</w:t>
       </w:r>
       <w:proofErr w:type="spellEnd"/>
       <w:r>
-        <w:t xml:space="preserve"> kava)</w:t>
-      </w:r>
-      <w:r>
-        <w:t xml:space="preserve"> (ajutine muidugi)</w:t>
+        <w:t>“ (2021).</w:t>
+      </w:r>
+      <w:r>
+        <w:br/>
+        <w:t>Mis on nende mängude tunnused, mille järgi saab hinnata UPT jaoks loodud projekti?</w:t>
+      </w:r>
+    </w:p>
+    <w:p>
+      <w:r>
+        <w:t>Nende mängude peamine eesmärk on luua tehas või muu logistiline süsteem, mis pärast kokkupanemist töötab iseseisvalt ning suudab toorainetest toota lõpptooteid.</w:t>
+      </w:r>
+      <w:r>
+        <w:br/>
+        <w:t>Seda on võimalik teha ka minu mängus</w:t>
+      </w:r>
+      <w:r>
+        <w:t>,</w:t>
+      </w:r>
+      <w:r>
+        <w:t xml:space="preserve"> masinate abil saab kaevandada tooraineid ning liigutada neid konveierite abil teiste masinateni, mis omakorda muudavad need uuteks toodeteks kuni lõpptooteni välja ilma</w:t>
+      </w:r>
+      <w:r>
+        <w:t>,</w:t>
+      </w:r>
+      <w:r>
+        <w:t xml:space="preserve"> et mängija peaks vahele sekkuma.</w:t>
+      </w:r>
+    </w:p>
+    <w:p>
+      <w:r>
+        <w:t>Teine tunnus, mis neid mänge teistest eristab, on materjalide ja toodete liigutamine erinevate transpordivahendite abil, näiteks rongide või konveierite kaudu.</w:t>
+      </w:r>
+      <w:r>
+        <w:br/>
+        <w:t>Minu mängus on olemas konveierid ja jagajad, mis transpordivad ja jaotavad aineid läbi mängija poolt ehitatud tehase.</w:t>
+      </w:r>
+    </w:p>
+    <w:p>
+      <w:r>
+        <w:t>Kolmas oluline tunnus selliste mängude puhul on selge eesmärgi poole liikumine</w:t>
+      </w:r>
+      <w:r>
+        <w:t>,</w:t>
+      </w:r>
+      <w:r>
+        <w:t xml:space="preserve"> uu</w:t>
+      </w:r>
+      <w:r>
+        <w:t>e</w:t>
+      </w:r>
+      <w:r>
+        <w:t xml:space="preserve"> tehnoloogia</w:t>
+      </w:r>
+      <w:r>
+        <w:t xml:space="preserve"> uurimine</w:t>
+      </w:r>
+      <w:r>
+        <w:t xml:space="preserve"> või näiteks tähtedevaheliste logistiliste probleemide lahendamine.</w:t>
+      </w:r>
+      <w:r>
+        <w:br/>
+        <w:t>Minu mängus on ette antud kindel kogus lõpptoodet, mida mängija peab tootma ja transportima kindlasse asukohta, kasutades selleks erinevaid masinaid ja tooraineid. Samal ajal mõõdetakse ka aega, kui on vaja hinnata eesmärkide saavutamise kiirust.</w:t>
       </w:r>
     </w:p>
     <w:p>
@@ -863,10 +904,7 @@
       </w:r>
       <w:proofErr w:type="spellEnd"/>
       <w:r>
-        <w:t xml:space="preserve"> </w:t>
-      </w:r>
-      <w:r>
-        <w:t>https://godotengine.org/</w:t>
+        <w:t xml:space="preserve"> https://godotengine.org/</w:t>
       </w:r>
       <w:r>
         <w:br/>
@@ -880,10 +918,7 @@
       </w:r>
       <w:proofErr w:type="spellEnd"/>
       <w:r>
-        <w:t xml:space="preserve"> </w:t>
-      </w:r>
-      <w:r>
-        <w:t>https://github.com/</w:t>
+        <w:t xml:space="preserve"> https://github.com/</w:t>
       </w:r>
       <w:r>
         <w:br/>
@@ -897,22 +932,19 @@
       </w:r>
       <w:proofErr w:type="spellEnd"/>
       <w:r>
-        <w:t xml:space="preserve"> </w:t>
-      </w:r>
-      <w:r>
-        <w:t>https://www.blender.org/</w:t>
+        <w:t xml:space="preserve"> https://www.blender.org/</w:t>
       </w:r>
       <w:r>
         <w:br/>
         <w:t>Väheste 3d mudelite tegemiseks</w:t>
       </w:r>
-    </w:p>
-    <w:p>
-      <w:r>
-        <w:t xml:space="preserve">Paint.net </w:t>
-      </w:r>
-      <w:r>
-        <w:t>https://www.getpaint.net/</w:t>
+      <w:r>
+        <w:t>.</w:t>
+      </w:r>
+    </w:p>
+    <w:p>
+      <w:r>
+        <w:t>Paint.net https://www.getpaint.net/</w:t>
       </w:r>
       <w:r>
         <w:br/>
@@ -934,17 +966,23 @@
       </w:r>
       <w:proofErr w:type="spellEnd"/>
       <w:r>
-        <w:t xml:space="preserve"> dokumentatsioon </w:t>
-      </w:r>
-      <w:r>
-        <w:t>https://docs.godotengine.org/en/stable/</w:t>
+        <w:t xml:space="preserve"> dokumentatsioon https://docs.godotengine.org/en/stable/</w:t>
       </w:r>
       <w:r>
         <w:br/>
         <w:t>põhiline abivahend</w:t>
       </w:r>
       <w:r>
-        <w:t xml:space="preserve"> ja infoallikas mängutegemise jaoks</w:t>
+        <w:t xml:space="preserve"> ja infoallikas mängutegemise</w:t>
+      </w:r>
+      <w:r>
+        <w:t xml:space="preserve"> ja programmeerimise</w:t>
+      </w:r>
+      <w:r>
+        <w:t xml:space="preserve"> jaoks</w:t>
+      </w:r>
+      <w:r>
+        <w:t>.</w:t>
       </w:r>
     </w:p>
     <w:p>
@@ -954,14 +992,22 @@
       </w:r>
       <w:proofErr w:type="spellEnd"/>
       <w:r>
-        <w:t xml:space="preserve"> arendajate blogi </w:t>
-      </w:r>
-      <w:r>
-        <w:t>https://www.factorio.com/blog/</w:t>
+        <w:t xml:space="preserve"> arendajate blogi https://www.factorio.com/blog/</w:t>
       </w:r>
       <w:r>
         <w:br/>
         <w:t>Väga kasulik allikas minu mängu jaoks.</w:t>
+      </w:r>
+      <w:r>
+        <w:t xml:space="preserve"> Seal on räägitud kuidas </w:t>
+      </w:r>
+      <w:proofErr w:type="spellStart"/>
+      <w:r>
+        <w:t>Factorio</w:t>
+      </w:r>
+      <w:proofErr w:type="spellEnd"/>
+      <w:r>
+        <w:t xml:space="preserve"> arendajad mõningaid probleeme mängu tegemisel lahendasid.</w:t>
       </w:r>
     </w:p>
     <w:sectPr>
@@ -1581,7 +1627,6 @@
   <w:style w:type="character" w:default="1" w:styleId="DefaultParagraphFont">
     <w:name w:val="Default Paragraph Font"/>
     <w:uiPriority w:val="1"/>
-    <w:semiHidden/>
     <w:unhideWhenUsed/>
   </w:style>
   <w:style w:type="table" w:default="1" w:styleId="TableNormal">

--- a/Kirjalik osa/Logistika mäng praktiline töö UPT.docx
+++ b/Kirjalik osa/Logistika mäng praktiline töö UPT.docx
@@ -103,7 +103,7 @@
         </w:rPr>
       </w:pPr>
       <w:bookmarkStart w:id="0" w:name="_Toc213352841"/>
-      <w:bookmarkStart w:id="1" w:name="_Toc213771141"/>
+      <w:bookmarkStart w:id="1" w:name="_Toc216038212"/>
       <w:r>
         <w:rPr>
           <w:rFonts w:cs="Times New Roman"/>
@@ -198,18 +198,18 @@
           <w:sz w:val="28"/>
           <w:szCs w:val="28"/>
         </w:rPr>
-        <w:t xml:space="preserve">Juhendaja: Allar </w:t>
-      </w:r>
-      <w:proofErr w:type="spellStart"/>
-      <w:r>
+        <w:t>Juhendaja: Allar Aav</w:t>
+      </w:r>
+    </w:p>
+    <w:p>
+      <w:pPr>
+        <w:jc w:val="center"/>
         <w:rPr>
           <w:rFonts w:cs="Times New Roman"/>
           <w:sz w:val="28"/>
           <w:szCs w:val="28"/>
         </w:rPr>
-        <w:t>Aav</w:t>
-      </w:r>
-      <w:proofErr w:type="spellEnd"/>
+      </w:pPr>
     </w:p>
     <w:p>
       <w:pPr>
@@ -230,31 +230,24 @@
           <w:szCs w:val="28"/>
         </w:rPr>
       </w:pPr>
-    </w:p>
-    <w:p>
-      <w:pPr>
-        <w:jc w:val="center"/>
+      <w:r>
         <w:rPr>
           <w:rFonts w:cs="Times New Roman"/>
           <w:sz w:val="28"/>
           <w:szCs w:val="28"/>
         </w:rPr>
-      </w:pPr>
-      <w:r>
-        <w:rPr>
-          <w:rFonts w:cs="Times New Roman"/>
-          <w:sz w:val="28"/>
-          <w:szCs w:val="28"/>
-        </w:rPr>
         <w:t>Tartu 2025</w:t>
       </w:r>
     </w:p>
     <w:p>
       <w:pPr>
         <w:pStyle w:val="Heading1"/>
+        <w:rPr>
+          <w:noProof/>
+        </w:rPr>
       </w:pPr>
       <w:bookmarkStart w:id="2" w:name="_Toc213352842"/>
-      <w:bookmarkStart w:id="3" w:name="_Toc213771142"/>
+      <w:bookmarkStart w:id="3" w:name="_Toc216038213"/>
       <w:r>
         <w:lastRenderedPageBreak/>
         <w:t>SISUKORD</w:t>
@@ -279,56 +272,66 @@
         </w:tabs>
         <w:rPr>
           <w:rFonts w:asciiTheme="minorHAnsi" w:hAnsiTheme="minorHAnsi"/>
+          <w:noProof/>
           <w:szCs w:val="24"/>
-        </w:rPr>
-      </w:pPr>
-      <w:hyperlink w:anchor="_Toc213771141" w:history="1">
+          <w:lang w:val="en-GB"/>
+        </w:rPr>
+      </w:pPr>
+      <w:hyperlink w:anchor="_Toc216038212" w:history="1">
         <w:r>
           <w:rPr>
             <w:rStyle w:val="Hyperlink"/>
             <w:rFonts w:cs="Times New Roman"/>
             <w:b/>
             <w:bCs/>
+            <w:noProof/>
           </w:rPr>
           <w:t>LOGISTIKA PÕHINE ARVUTIMÄNG</w:t>
         </w:r>
         <w:r>
           <w:rPr>
+            <w:noProof/>
             <w:webHidden/>
           </w:rPr>
           <w:tab/>
         </w:r>
         <w:r>
           <w:rPr>
+            <w:noProof/>
             <w:webHidden/>
           </w:rPr>
           <w:fldChar w:fldCharType="begin"/>
         </w:r>
         <w:r>
           <w:rPr>
-            <w:webHidden/>
-          </w:rPr>
-          <w:instrText xml:space="preserve"> PAGEREF _Toc213771141 \h </w:instrText>
-        </w:r>
-        <w:r>
-          <w:rPr>
-            <w:webHidden/>
-          </w:rPr>
-        </w:r>
-        <w:r>
-          <w:rPr>
+            <w:noProof/>
+            <w:webHidden/>
+          </w:rPr>
+          <w:instrText xml:space="preserve"> PAGEREF _Toc216038212 \h </w:instrText>
+        </w:r>
+        <w:r>
+          <w:rPr>
+            <w:noProof/>
+            <w:webHidden/>
+          </w:rPr>
+        </w:r>
+        <w:r>
+          <w:rPr>
+            <w:noProof/>
             <w:webHidden/>
           </w:rPr>
           <w:fldChar w:fldCharType="separate"/>
         </w:r>
         <w:r>
           <w:rPr>
+            <w:noProof/>
             <w:webHidden/>
           </w:rPr>
           <w:t>1</w:t>
         </w:r>
         <w:r>
           <w:rPr>
+            <w:noProof/>
             <w:webHidden/>
           </w:rPr>
           <w:fldChar w:fldCharType="end"/>
@@ -343,53 +346,63 @@
         </w:tabs>
         <w:rPr>
           <w:rFonts w:asciiTheme="minorHAnsi" w:hAnsiTheme="minorHAnsi"/>
+          <w:noProof/>
           <w:szCs w:val="24"/>
-        </w:rPr>
-      </w:pPr>
-      <w:hyperlink w:anchor="_Toc213771142" w:history="1">
+          <w:lang w:val="en-GB"/>
+        </w:rPr>
+      </w:pPr>
+      <w:hyperlink w:anchor="_Toc216038213" w:history="1">
         <w:r>
           <w:rPr>
             <w:rStyle w:val="Hyperlink"/>
+            <w:noProof/>
           </w:rPr>
           <w:t>SISUKORD</w:t>
         </w:r>
         <w:r>
           <w:rPr>
+            <w:noProof/>
             <w:webHidden/>
           </w:rPr>
           <w:tab/>
         </w:r>
         <w:r>
           <w:rPr>
+            <w:noProof/>
             <w:webHidden/>
           </w:rPr>
           <w:fldChar w:fldCharType="begin"/>
         </w:r>
         <w:r>
           <w:rPr>
-            <w:webHidden/>
-          </w:rPr>
-          <w:instrText xml:space="preserve"> PAGEREF _Toc213771142 \h </w:instrText>
-        </w:r>
-        <w:r>
-          <w:rPr>
-            <w:webHidden/>
-          </w:rPr>
-        </w:r>
-        <w:r>
-          <w:rPr>
+            <w:noProof/>
+            <w:webHidden/>
+          </w:rPr>
+          <w:instrText xml:space="preserve"> PAGEREF _Toc216038213 \h </w:instrText>
+        </w:r>
+        <w:r>
+          <w:rPr>
+            <w:noProof/>
+            <w:webHidden/>
+          </w:rPr>
+        </w:r>
+        <w:r>
+          <w:rPr>
+            <w:noProof/>
             <w:webHidden/>
           </w:rPr>
           <w:fldChar w:fldCharType="separate"/>
         </w:r>
         <w:r>
           <w:rPr>
+            <w:noProof/>
             <w:webHidden/>
           </w:rPr>
           <w:t>2</w:t>
         </w:r>
         <w:r>
           <w:rPr>
+            <w:noProof/>
             <w:webHidden/>
           </w:rPr>
           <w:fldChar w:fldCharType="end"/>
@@ -404,53 +417,63 @@
         </w:tabs>
         <w:rPr>
           <w:rFonts w:asciiTheme="minorHAnsi" w:hAnsiTheme="minorHAnsi"/>
+          <w:noProof/>
           <w:szCs w:val="24"/>
-        </w:rPr>
-      </w:pPr>
-      <w:hyperlink w:anchor="_Toc213771143" w:history="1">
+          <w:lang w:val="en-GB"/>
+        </w:rPr>
+      </w:pPr>
+      <w:hyperlink w:anchor="_Toc216038214" w:history="1">
         <w:r>
           <w:rPr>
             <w:rStyle w:val="Hyperlink"/>
+            <w:noProof/>
           </w:rPr>
           <w:t>SISSEJUHATUS</w:t>
         </w:r>
         <w:r>
           <w:rPr>
+            <w:noProof/>
             <w:webHidden/>
           </w:rPr>
           <w:tab/>
         </w:r>
         <w:r>
           <w:rPr>
+            <w:noProof/>
             <w:webHidden/>
           </w:rPr>
           <w:fldChar w:fldCharType="begin"/>
         </w:r>
         <w:r>
           <w:rPr>
-            <w:webHidden/>
-          </w:rPr>
-          <w:instrText xml:space="preserve"> PAGEREF _Toc213771143 \h </w:instrText>
-        </w:r>
-        <w:r>
-          <w:rPr>
-            <w:webHidden/>
-          </w:rPr>
-        </w:r>
-        <w:r>
-          <w:rPr>
+            <w:noProof/>
+            <w:webHidden/>
+          </w:rPr>
+          <w:instrText xml:space="preserve"> PAGEREF _Toc216038214 \h </w:instrText>
+        </w:r>
+        <w:r>
+          <w:rPr>
+            <w:noProof/>
+            <w:webHidden/>
+          </w:rPr>
+        </w:r>
+        <w:r>
+          <w:rPr>
+            <w:noProof/>
             <w:webHidden/>
           </w:rPr>
           <w:fldChar w:fldCharType="separate"/>
         </w:r>
         <w:r>
           <w:rPr>
+            <w:noProof/>
             <w:webHidden/>
           </w:rPr>
           <w:t>3</w:t>
         </w:r>
         <w:r>
           <w:rPr>
+            <w:noProof/>
             <w:webHidden/>
           </w:rPr>
           <w:fldChar w:fldCharType="end"/>
@@ -465,65 +488,63 @@
         </w:tabs>
         <w:rPr>
           <w:rFonts w:asciiTheme="minorHAnsi" w:hAnsiTheme="minorHAnsi"/>
+          <w:noProof/>
           <w:szCs w:val="24"/>
-        </w:rPr>
-      </w:pPr>
-      <w:r>
-        <w:rPr>
-          <w:rStyle w:val="Hyperlink"/>
-        </w:rPr>
-        <w:t xml:space="preserve">                        </w:t>
-      </w:r>
-      <w:r>
-        <w:rPr>
-          <w:rStyle w:val="Hyperlink"/>
-        </w:rPr>
-        <w:t xml:space="preserve">      </w:t>
-      </w:r>
-      <w:hyperlink w:anchor="_Toc213771144" w:history="1">
+          <w:lang w:val="en-GB"/>
+        </w:rPr>
+      </w:pPr>
+      <w:hyperlink w:anchor="_Toc216038215" w:history="1">
         <w:r>
           <w:rPr>
             <w:rStyle w:val="Hyperlink"/>
+            <w:noProof/>
           </w:rPr>
           <w:t>Töö valiku põhjendus</w:t>
         </w:r>
         <w:r>
           <w:rPr>
+            <w:noProof/>
             <w:webHidden/>
           </w:rPr>
           <w:tab/>
         </w:r>
         <w:r>
           <w:rPr>
+            <w:noProof/>
             <w:webHidden/>
           </w:rPr>
           <w:fldChar w:fldCharType="begin"/>
         </w:r>
         <w:r>
           <w:rPr>
-            <w:webHidden/>
-          </w:rPr>
-          <w:instrText xml:space="preserve"> PAGEREF _Toc213771144 \h </w:instrText>
-        </w:r>
-        <w:r>
-          <w:rPr>
-            <w:webHidden/>
-          </w:rPr>
-        </w:r>
-        <w:r>
-          <w:rPr>
+            <w:noProof/>
+            <w:webHidden/>
+          </w:rPr>
+          <w:instrText xml:space="preserve"> PAGEREF _Toc216038215 \h </w:instrText>
+        </w:r>
+        <w:r>
+          <w:rPr>
+            <w:noProof/>
+            <w:webHidden/>
+          </w:rPr>
+        </w:r>
+        <w:r>
+          <w:rPr>
+            <w:noProof/>
             <w:webHidden/>
           </w:rPr>
           <w:fldChar w:fldCharType="separate"/>
         </w:r>
         <w:r>
           <w:rPr>
+            <w:noProof/>
             <w:webHidden/>
           </w:rPr>
           <w:t>3</w:t>
         </w:r>
         <w:r>
           <w:rPr>
+            <w:noProof/>
             <w:webHidden/>
           </w:rPr>
           <w:fldChar w:fldCharType="end"/>
@@ -538,53 +559,63 @@
         </w:tabs>
         <w:rPr>
           <w:rFonts w:asciiTheme="minorHAnsi" w:hAnsiTheme="minorHAnsi"/>
+          <w:noProof/>
           <w:szCs w:val="24"/>
-        </w:rPr>
-      </w:pPr>
-      <w:hyperlink w:anchor="_Toc213771145" w:history="1">
+          <w:lang w:val="en-GB"/>
+        </w:rPr>
+      </w:pPr>
+      <w:hyperlink w:anchor="_Toc216038216" w:history="1">
         <w:r>
           <w:rPr>
             <w:rStyle w:val="Hyperlink"/>
+            <w:noProof/>
           </w:rPr>
           <w:t>PLANEERIMINE</w:t>
         </w:r>
         <w:r>
           <w:rPr>
+            <w:noProof/>
             <w:webHidden/>
           </w:rPr>
           <w:tab/>
         </w:r>
         <w:r>
           <w:rPr>
+            <w:noProof/>
             <w:webHidden/>
           </w:rPr>
           <w:fldChar w:fldCharType="begin"/>
         </w:r>
         <w:r>
           <w:rPr>
-            <w:webHidden/>
-          </w:rPr>
-          <w:instrText xml:space="preserve"> PAGEREF _Toc213771145 \h </w:instrText>
-        </w:r>
-        <w:r>
-          <w:rPr>
-            <w:webHidden/>
-          </w:rPr>
-        </w:r>
-        <w:r>
-          <w:rPr>
+            <w:noProof/>
+            <w:webHidden/>
+          </w:rPr>
+          <w:instrText xml:space="preserve"> PAGEREF _Toc216038216 \h </w:instrText>
+        </w:r>
+        <w:r>
+          <w:rPr>
+            <w:noProof/>
+            <w:webHidden/>
+          </w:rPr>
+        </w:r>
+        <w:r>
+          <w:rPr>
+            <w:noProof/>
             <w:webHidden/>
           </w:rPr>
           <w:fldChar w:fldCharType="separate"/>
         </w:r>
         <w:r>
           <w:rPr>
+            <w:noProof/>
             <w:webHidden/>
           </w:rPr>
           <w:t>4</w:t>
         </w:r>
         <w:r>
           <w:rPr>
+            <w:noProof/>
             <w:webHidden/>
           </w:rPr>
           <w:fldChar w:fldCharType="end"/>
@@ -599,65 +630,134 @@
         </w:tabs>
         <w:rPr>
           <w:rFonts w:asciiTheme="minorHAnsi" w:hAnsiTheme="minorHAnsi"/>
+          <w:noProof/>
           <w:szCs w:val="24"/>
-        </w:rPr>
-      </w:pPr>
-      <w:r>
-        <w:rPr>
-          <w:rStyle w:val="Hyperlink"/>
-        </w:rPr>
-        <w:t xml:space="preserve">                        </w:t>
-      </w:r>
-      <w:r>
-        <w:rPr>
-          <w:rStyle w:val="Hyperlink"/>
-        </w:rPr>
-        <w:t xml:space="preserve">      </w:t>
-      </w:r>
-      <w:hyperlink w:anchor="_Toc213771146" w:history="1">
+          <w:lang w:val="en-GB"/>
+        </w:rPr>
+      </w:pPr>
+      <w:hyperlink w:anchor="_Toc216038217" w:history="1">
         <w:r>
           <w:rPr>
             <w:rStyle w:val="Hyperlink"/>
+            <w:noProof/>
           </w:rPr>
           <w:t>Hindamiskriteeriumid</w:t>
         </w:r>
         <w:r>
           <w:rPr>
+            <w:noProof/>
             <w:webHidden/>
           </w:rPr>
           <w:tab/>
         </w:r>
         <w:r>
           <w:rPr>
+            <w:noProof/>
             <w:webHidden/>
           </w:rPr>
           <w:fldChar w:fldCharType="begin"/>
         </w:r>
         <w:r>
           <w:rPr>
-            <w:webHidden/>
-          </w:rPr>
-          <w:instrText xml:space="preserve"> PAGEREF _Toc213771146 \h </w:instrText>
-        </w:r>
-        <w:r>
-          <w:rPr>
-            <w:webHidden/>
-          </w:rPr>
-        </w:r>
-        <w:r>
-          <w:rPr>
+            <w:noProof/>
+            <w:webHidden/>
+          </w:rPr>
+          <w:instrText xml:space="preserve"> PAGEREF _Toc216038217 \h </w:instrText>
+        </w:r>
+        <w:r>
+          <w:rPr>
+            <w:noProof/>
+            <w:webHidden/>
+          </w:rPr>
+        </w:r>
+        <w:r>
+          <w:rPr>
+            <w:noProof/>
             <w:webHidden/>
           </w:rPr>
           <w:fldChar w:fldCharType="separate"/>
         </w:r>
         <w:r>
           <w:rPr>
+            <w:noProof/>
             <w:webHidden/>
           </w:rPr>
           <w:t>4</w:t>
         </w:r>
         <w:r>
           <w:rPr>
+            <w:noProof/>
+            <w:webHidden/>
+          </w:rPr>
+          <w:fldChar w:fldCharType="end"/>
+        </w:r>
+      </w:hyperlink>
+    </w:p>
+    <w:p>
+      <w:pPr>
+        <w:pStyle w:val="TOC1"/>
+        <w:tabs>
+          <w:tab w:val="right" w:leader="dot" w:pos="9016"/>
+        </w:tabs>
+        <w:rPr>
+          <w:rFonts w:asciiTheme="minorHAnsi" w:hAnsiTheme="minorHAnsi"/>
+          <w:noProof/>
+          <w:szCs w:val="24"/>
+          <w:lang w:val="en-GB"/>
+        </w:rPr>
+      </w:pPr>
+      <w:hyperlink w:anchor="_Toc216038218" w:history="1">
+        <w:r>
+          <w:rPr>
+            <w:rStyle w:val="Hyperlink"/>
+            <w:noProof/>
+          </w:rPr>
+          <w:t>TEGUTSEMINE</w:t>
+        </w:r>
+        <w:r>
+          <w:rPr>
+            <w:noProof/>
+            <w:webHidden/>
+          </w:rPr>
+          <w:tab/>
+        </w:r>
+        <w:r>
+          <w:rPr>
+            <w:noProof/>
+            <w:webHidden/>
+          </w:rPr>
+          <w:fldChar w:fldCharType="begin"/>
+        </w:r>
+        <w:r>
+          <w:rPr>
+            <w:noProof/>
+            <w:webHidden/>
+          </w:rPr>
+          <w:instrText xml:space="preserve"> PAGEREF _Toc216038218 \h </w:instrText>
+        </w:r>
+        <w:r>
+          <w:rPr>
+            <w:noProof/>
+            <w:webHidden/>
+          </w:rPr>
+        </w:r>
+        <w:r>
+          <w:rPr>
+            <w:noProof/>
+            <w:webHidden/>
+          </w:rPr>
+          <w:fldChar w:fldCharType="separate"/>
+        </w:r>
+        <w:r>
+          <w:rPr>
+            <w:noProof/>
+            <w:webHidden/>
+          </w:rPr>
+          <w:t>6</w:t>
+        </w:r>
+        <w:r>
+          <w:rPr>
+            <w:noProof/>
             <w:webHidden/>
           </w:rPr>
           <w:fldChar w:fldCharType="end"/>
@@ -688,7 +788,7 @@
       <w:pPr>
         <w:pStyle w:val="Heading1"/>
       </w:pPr>
-      <w:bookmarkStart w:id="4" w:name="_Toc213771143"/>
+      <w:bookmarkStart w:id="4" w:name="_Toc216038214"/>
       <w:r>
         <w:lastRenderedPageBreak/>
         <w:t>SISSEJUHATUS</w:t>
@@ -699,7 +799,7 @@
       <w:pPr>
         <w:pStyle w:val="Heading2"/>
       </w:pPr>
-      <w:bookmarkStart w:id="5" w:name="_Toc213771144"/>
+      <w:bookmarkStart w:id="5" w:name="_Toc216038215"/>
       <w:r>
         <w:t>Töö valiku põhjendus</w:t>
       </w:r>
@@ -712,39 +812,137 @@
     </w:p>
     <w:p>
       <w:r>
-        <w:t>Täpsemalt tahan teha mängu, mis sarnaneb teistele ressursside majandamise, logistika ja ehitamise žanri kuuluvatele mängudele, nagu „</w:t>
-      </w:r>
-      <w:proofErr w:type="spellStart"/>
-      <w:r>
+        <w:t xml:space="preserve">Ma tahan luua mängu mis sarnaneks teiste </w:t>
+      </w:r>
+      <w:r>
+        <w:t>ressursside haldami</w:t>
+      </w:r>
+      <w:r>
+        <w:t xml:space="preserve">se, </w:t>
+      </w:r>
+      <w:r>
+        <w:t>baasi ehitamise</w:t>
+      </w:r>
+      <w:r>
+        <w:t xml:space="preserve">, </w:t>
+      </w:r>
+      <w:r>
+        <w:t>automaatika</w:t>
+      </w:r>
+      <w:r>
+        <w:t xml:space="preserve"> mängudele, nagu </w:t>
+      </w:r>
+      <w:r>
+        <w:rPr>
+          <w:i/>
+          <w:iCs/>
+        </w:rPr>
         <w:t>Factorio</w:t>
       </w:r>
-      <w:proofErr w:type="spellEnd"/>
-      <w:r>
-        <w:t>“ (2020) ja „</w:t>
-      </w:r>
-      <w:proofErr w:type="spellStart"/>
-      <w:r>
-        <w:t>Dyson</w:t>
-      </w:r>
-      <w:proofErr w:type="spellEnd"/>
+      <w:r>
+        <w:t xml:space="preserve">, </w:t>
+      </w:r>
+      <w:r>
+        <w:rPr>
+          <w:i/>
+          <w:iCs/>
+        </w:rPr>
+        <w:t>Dyson Sphere Program</w:t>
+      </w:r>
       <w:r>
         <w:t xml:space="preserve"> </w:t>
       </w:r>
-      <w:proofErr w:type="spellStart"/>
-      <w:r>
-        <w:t>Sphere</w:t>
-      </w:r>
-      <w:proofErr w:type="spellEnd"/>
-      <w:r>
-        <w:t xml:space="preserve"> </w:t>
-      </w:r>
-      <w:proofErr w:type="spellStart"/>
-      <w:r>
-        <w:t>Program</w:t>
-      </w:r>
-      <w:proofErr w:type="spellEnd"/>
-      <w:r>
-        <w:t>“ (2021), kus peab ise disainima ja ehitama tehase laadse konstruktsiooni, mis valmistab erinevaid vajalikke tooteid toorainetest automaatselt, vajaliku eesmärgi saavutamiseks. Valisin mängu jaoks sellise teema, sest need on minu lemmiktüüpi mängud.</w:t>
+      <w:r>
+        <w:t xml:space="preserve">ja </w:t>
+      </w:r>
+      <w:r>
+        <w:rPr>
+          <w:i/>
+          <w:iCs/>
+        </w:rPr>
+        <w:t>Satisfactory</w:t>
+      </w:r>
+      <w:r>
+        <w:t xml:space="preserve">. </w:t>
+      </w:r>
+      <w:r>
+        <w:t xml:space="preserve">Nende mängude põhimõte on ehitada tehas või baas mis iseseisvalt täidab mingisugust eesmärki. Valisin sellised </w:t>
+      </w:r>
+      <w:r>
+        <w:t>ž</w:t>
+      </w:r>
+      <w:r>
+        <w:t>anrid oma mängu jaoks kuna need on minu lemmiktüüpi mängud.</w:t>
+      </w:r>
+    </w:p>
+    <w:p>
+      <w:r>
+        <w:t xml:space="preserve">Sellesse žanrisse kuuluvad mängud, nagu </w:t>
+      </w:r>
+      <w:r>
+        <w:rPr>
+          <w:i/>
+          <w:iCs/>
+        </w:rPr>
+        <w:t>Factorio</w:t>
+      </w:r>
+      <w:r>
+        <w:t xml:space="preserve">, </w:t>
+      </w:r>
+      <w:r>
+        <w:rPr>
+          <w:i/>
+          <w:iCs/>
+        </w:rPr>
+        <w:t>Dyson Sphere Program</w:t>
+      </w:r>
+      <w:r>
+        <w:t xml:space="preserve"> ja </w:t>
+      </w:r>
+      <w:r>
+        <w:rPr>
+          <w:i/>
+          <w:iCs/>
+        </w:rPr>
+        <w:t>Satisfactory</w:t>
+      </w:r>
+      <w:r>
+        <w:t>, keskenduvad kõik ühele suurele eesmärgile: ehitada toimiv, iseseisev ja üha arenev tootmissüsteem. Mängija alustab tavaliselt väga lihtsatest vahenditest ja piiratud ressurssidest, kuid samm-sammult rajab ta järjest keerukama tehase või tööstusliku baasi, mis suudab automaatselt koguda, töödelda ja transportida materjale. Mängu edenedes kasvab vajadus tõhususe ja optimeerimise järele, mis suunab mängijat pidevalt oma süsteeme täiustama ning looma nutikaid lahendusi, et kõik protsessid toimiksid võimalikult sujuvalt. Lõppeesmärk ei ole ainult ressursside kogumine, vaid kogu tööstusahela selline ülesehitamine, et see töötaks iseseisvalt ja võimalikult efektiivselt, võimaldades mängijal tegeleda üha keerukamate väljakutsetega.</w:t>
+      </w:r>
+      <w:r>
+        <w:br/>
+      </w:r>
+      <w:r>
+        <w:br/>
+      </w:r>
+      <w:r>
+        <w:t xml:space="preserve">Nendes mängudes esineb tavaliselt ka mingi pidurdav element, näiteks kahanevad ressursid, kohalik fauna või maavälised vaenlased. Minu mängus neid konkreetseid elemente ei esine, kuna nende lisamine võtaks palju aega. Teine põhjus, miks ma ei soovi sellist elementi lisada, on mängu fookuse tihendamine. Näiteks </w:t>
+      </w:r>
+      <w:r>
+        <w:rPr>
+          <w:i/>
+          <w:iCs/>
+        </w:rPr>
+        <w:t>Factorios</w:t>
+      </w:r>
+      <w:r>
+        <w:t xml:space="preserve"> on mängija vaenlaseks kohalik fauna, mis ründab ja hävitab tehast, lõhkudes masinaid ja peatades tootmisprotsessi. Paljud </w:t>
+      </w:r>
+      <w:r>
+        <w:rPr>
+          <w:i/>
+          <w:iCs/>
+        </w:rPr>
+        <w:t>Factorio</w:t>
+      </w:r>
+      <w:r>
+        <w:t xml:space="preserve"> mängijad lülitavad selle osa mängust välja, sest nad tahavad keskenduda ainult ehitamisele ja probleemide lahendamisele, mis nende tehases esinevad </w:t>
+      </w:r>
+      <w:r>
+        <w:t>ning ei</w:t>
+      </w:r>
+      <w:r>
+        <w:t xml:space="preserve"> soovi, et väline mõju seda segaks. Samamoodi tahan ka mina hoida mängu fookuse tehase ehitamisel ja eesmärgi täitmisel.</w:t>
       </w:r>
     </w:p>
     <w:p>
@@ -752,13 +950,13 @@
         <w:br w:type="page"/>
       </w:r>
     </w:p>
+    <w:p/>
     <w:p>
       <w:pPr>
         <w:pStyle w:val="Heading1"/>
       </w:pPr>
-      <w:bookmarkStart w:id="6" w:name="_Toc213771145"/>
-      <w:r>
-        <w:lastRenderedPageBreak/>
+      <w:bookmarkStart w:id="6" w:name="_Toc216038216"/>
+      <w:r>
         <w:t>PLANEERIMINE</w:t>
       </w:r>
       <w:bookmarkEnd w:id="6"/>
@@ -767,7 +965,7 @@
       <w:pPr>
         <w:pStyle w:val="Heading2"/>
       </w:pPr>
-      <w:bookmarkStart w:id="7" w:name="_Toc213771146"/>
+      <w:bookmarkStart w:id="7" w:name="_Toc216038217"/>
       <w:r>
         <w:t>Hindamiskriteeriumid</w:t>
       </w:r>
@@ -775,39 +973,7 @@
     </w:p>
     <w:p>
       <w:r>
-        <w:t>Kavas oli esitatud kriteerium luua videomäng, mis sarnaneb sama žanri teostele nagu „</w:t>
-      </w:r>
-      <w:proofErr w:type="spellStart"/>
-      <w:r>
-        <w:t>Factorio</w:t>
-      </w:r>
-      <w:proofErr w:type="spellEnd"/>
-      <w:r>
-        <w:t>“ (2020) ja „</w:t>
-      </w:r>
-      <w:proofErr w:type="spellStart"/>
-      <w:r>
-        <w:t>Dyson</w:t>
-      </w:r>
-      <w:proofErr w:type="spellEnd"/>
-      <w:r>
-        <w:t xml:space="preserve"> </w:t>
-      </w:r>
-      <w:proofErr w:type="spellStart"/>
-      <w:r>
-        <w:t>Sphere</w:t>
-      </w:r>
-      <w:proofErr w:type="spellEnd"/>
-      <w:r>
-        <w:t xml:space="preserve"> </w:t>
-      </w:r>
-      <w:proofErr w:type="spellStart"/>
-      <w:r>
-        <w:t>Program</w:t>
-      </w:r>
-      <w:proofErr w:type="spellEnd"/>
-      <w:r>
-        <w:t>“ (2021).</w:t>
+        <w:t>Kavas oli esitatud kriteerium luua videomäng, mis sarnaneb sama žanri teostele nagu „Factorio“ (2020) ja „Dyson Sphere Program“ (2021).</w:t>
       </w:r>
       <w:r>
         <w:br/>
@@ -816,59 +982,41 @@
     </w:p>
     <w:p>
       <w:r>
-        <w:t>Nende mängude peamine eesmärk on luua tehas või muu logistiline süsteem, mis pärast kokkupanemist töötab iseseisvalt ning suudab toorainetest toota lõpptooteid.</w:t>
-      </w:r>
-      <w:r>
-        <w:br/>
-        <w:t>Seda on võimalik teha ka minu mängus</w:t>
-      </w:r>
-      <w:r>
-        <w:t>,</w:t>
-      </w:r>
-      <w:r>
-        <w:t xml:space="preserve"> masinate abil saab kaevandada tooraineid ning liigutada neid konveierite abil teiste masinateni, mis omakorda muudavad need uuteks toodeteks kuni lõpptooteni välja ilma</w:t>
-      </w:r>
-      <w:r>
-        <w:t>,</w:t>
-      </w:r>
-      <w:r>
-        <w:t xml:space="preserve"> et mängija peaks vahele sekkuma.</w:t>
-      </w:r>
-    </w:p>
-    <w:p>
-      <w:r>
-        <w:t>Teine tunnus, mis neid mänge teistest eristab, on materjalide ja toodete liigutamine erinevate transpordivahendite abil, näiteks rongide või konveierite kaudu.</w:t>
-      </w:r>
-      <w:r>
-        <w:br/>
-        <w:t>Minu mängus on olemas konveierid ja jagajad, mis transpordivad ja jaotavad aineid läbi mängija poolt ehitatud tehase.</w:t>
-      </w:r>
-    </w:p>
-    <w:p>
-      <w:r>
-        <w:t>Kolmas oluline tunnus selliste mängude puhul on selge eesmärgi poole liikumine</w:t>
-      </w:r>
-      <w:r>
-        <w:t>,</w:t>
-      </w:r>
-      <w:r>
-        <w:t xml:space="preserve"> uu</w:t>
-      </w:r>
-      <w:r>
-        <w:t>e</w:t>
-      </w:r>
-      <w:r>
-        <w:t xml:space="preserve"> tehnoloogia</w:t>
-      </w:r>
-      <w:r>
-        <w:t xml:space="preserve"> uurimine</w:t>
-      </w:r>
-      <w:r>
-        <w:t xml:space="preserve"> või näiteks tähtedevaheliste logistiliste probleemide lahendamine.</w:t>
-      </w:r>
-      <w:r>
-        <w:br/>
-        <w:t>Minu mängus on ette antud kindel kogus lõpptoodet, mida mängija peab tootma ja transportima kindlasse asukohta, kasutades selleks erinevaid masinaid ja tooraineid. Samal ajal mõõdetakse ka aega, kui on vaja hinnata eesmärkide saavutamise kiirust.</w:t>
+        <w:t xml:space="preserve">Nende mängude keskne eesmärk on rajada omavahel seotud masinatest ja tootmisliinidest koosnev tehas, mis suudab pärast ülesehitamist iseseisvalt toimida ning muuta toorainetest järjest keerukamaid </w:t>
+      </w:r>
+      <w:r>
+        <w:t>l</w:t>
+      </w:r>
+      <w:r>
+        <w:t>õ</w:t>
+      </w:r>
+      <w:r>
+        <w:t>pp produkte</w:t>
+      </w:r>
+      <w:r>
+        <w:t xml:space="preserve">. Sama põhimõte kehtib ka minu mängus: mängija saab paigutada kaevureid, mis koguvad tooraineid, ning korraldada nende edasi liikumist läbi konveierite ja töötlusmasinate, kuni valmib soovitud </w:t>
+      </w:r>
+      <w:r>
+        <w:t>toode.</w:t>
+      </w:r>
+    </w:p>
+    <w:p>
+      <w:r>
+        <w:t>Suur osa nende mängude võlust seisneb läbimõeldud logistikas. Tooraineid ja tooteid tuleb liigutada läbi keeruka süsteemi, kasutades selleks transpordivahendeid nagu rongid või konveierlindid. Ka minu mängus on suurt rõhku pandud materjalide liikumisele: konveierid, jagajad ja muud abiseadmed tagavad, et tooted liiguvad sujuvalt läbi mängija loodud tehase.</w:t>
+      </w:r>
+    </w:p>
+    <w:p>
+      <w:r>
+        <w:t>Lisaks isetöötava tootmissüsteemi loomisele on nende mängude oluline osa ka pikaajalise eesmärgi poole liikumine, olgu selleks tehnoloogiline areng, ressursside efektiivne korraldamine või keeruliste logistiliste ülesannete lahendamine. Minu mängus väljendub see kindlas tootmisülesandes: mängijale on antud konkreetne kogus lõpptoodet, mis tuleb valmis teha ja transportida määratud sihtkohta. Selle juures jälgitakse ka aja kul</w:t>
+      </w:r>
+      <w:r>
+        <w:t>umist</w:t>
+      </w:r>
+      <w:r>
+        <w:t xml:space="preserve">, mis võimaldab hinnata, kui </w:t>
+      </w:r>
+      <w:r>
+        <w:t>kiirelt suudab mängija mängu lõpuni jõuda.</w:t>
       </w:r>
     </w:p>
     <w:p>
@@ -876,14 +1024,337 @@
         <w:br w:type="page"/>
       </w:r>
     </w:p>
+    <w:tbl>
+      <w:tblPr>
+        <w:tblStyle w:val="TableGrid"/>
+        <w:tblpPr w:leftFromText="180" w:rightFromText="180" w:vertAnchor="text" w:horzAnchor="margin" w:tblpY="-1114"/>
+        <w:tblW w:w="0" w:type="auto"/>
+        <w:tblLook w:val="04A0" w:firstRow="1" w:lastRow="0" w:firstColumn="1" w:lastColumn="0" w:noHBand="0" w:noVBand="1"/>
+      </w:tblPr>
+      <w:tblGrid>
+        <w:gridCol w:w="2589"/>
+        <w:gridCol w:w="1573"/>
+        <w:gridCol w:w="1548"/>
+        <w:gridCol w:w="1661"/>
+        <w:gridCol w:w="1645"/>
+      </w:tblGrid>
+      <w:tr>
+        <w:tc>
+          <w:tcPr>
+            <w:tcW w:w="2589" w:type="dxa"/>
+          </w:tcPr>
+          <w:p/>
+        </w:tc>
+        <w:tc>
+          <w:tcPr>
+            <w:tcW w:w="1573" w:type="dxa"/>
+          </w:tcPr>
+          <w:p>
+            <w:r>
+              <w:t>Väga hea</w:t>
+            </w:r>
+          </w:p>
+        </w:tc>
+        <w:tc>
+          <w:tcPr>
+            <w:tcW w:w="1548" w:type="dxa"/>
+          </w:tcPr>
+          <w:p>
+            <w:r>
+              <w:t>Hea</w:t>
+            </w:r>
+          </w:p>
+        </w:tc>
+        <w:tc>
+          <w:tcPr>
+            <w:tcW w:w="1661" w:type="dxa"/>
+          </w:tcPr>
+          <w:p>
+            <w:r>
+              <w:t>Rahuldav</w:t>
+            </w:r>
+          </w:p>
+        </w:tc>
+        <w:tc>
+          <w:tcPr>
+            <w:tcW w:w="1645" w:type="dxa"/>
+          </w:tcPr>
+          <w:p>
+            <w:r>
+              <w:t>Mitte rahuldav</w:t>
+            </w:r>
+          </w:p>
+        </w:tc>
+      </w:tr>
+      <w:tr>
+        <w:tc>
+          <w:tcPr>
+            <w:tcW w:w="2589" w:type="dxa"/>
+          </w:tcPr>
+          <w:p>
+            <w:r>
+              <w:t>Funktsionaalsus</w:t>
+            </w:r>
+          </w:p>
+        </w:tc>
+        <w:tc>
+          <w:tcPr>
+            <w:tcW w:w="1573" w:type="dxa"/>
+          </w:tcPr>
+          <w:p>
+            <w:r>
+              <w:t>Mäng töötab ilma nähtavate riketeta mängu algusest kuni mängu lõpuni.</w:t>
+            </w:r>
+          </w:p>
+        </w:tc>
+        <w:tc>
+          <w:tcPr>
+            <w:tcW w:w="1548" w:type="dxa"/>
+          </w:tcPr>
+          <w:p>
+            <w:r>
+              <w:t>Mängus esineb paar riket kuid mitte ühtegi mis otseselt segaks mängu otsast lõpuni mängimist.</w:t>
+            </w:r>
+          </w:p>
+        </w:tc>
+        <w:tc>
+          <w:tcPr>
+            <w:tcW w:w="1661" w:type="dxa"/>
+          </w:tcPr>
+          <w:p>
+            <w:r>
+              <w:t>Mängus esineb mitu viga, mõned segavad mängimist kuid mäng on veel otsast lõpuni mängitav.</w:t>
+            </w:r>
+          </w:p>
+        </w:tc>
+        <w:tc>
+          <w:tcPr>
+            <w:tcW w:w="1645" w:type="dxa"/>
+          </w:tcPr>
+          <w:p>
+            <w:r>
+              <w:t>Mängus esineb palju vigu, mõned neist teevad lõpuni jõudmise võimatuks.</w:t>
+            </w:r>
+          </w:p>
+        </w:tc>
+      </w:tr>
+      <w:tr>
+        <w:tc>
+          <w:tcPr>
+            <w:tcW w:w="2589" w:type="dxa"/>
+          </w:tcPr>
+          <w:p>
+            <w:r>
+              <w:t>Kasutatavus/Mängitavus</w:t>
+            </w:r>
+          </w:p>
+        </w:tc>
+        <w:tc>
+          <w:tcPr>
+            <w:tcW w:w="1573" w:type="dxa"/>
+          </w:tcPr>
+          <w:p>
+            <w:r>
+              <w:t>Mängus on võimalik teha kõike mis selles leidub kasutades ainult infot mida mängu sees on võimalik leida leida.</w:t>
+            </w:r>
+          </w:p>
+        </w:tc>
+        <w:tc>
+          <w:tcPr>
+            <w:tcW w:w="1548" w:type="dxa"/>
+          </w:tcPr>
+          <w:p>
+            <w:r>
+              <w:t>Mäng on otsast lõpuni mängitav ilma et peaks väliselt allikalt abi otsima või küsima, kuid mõned ebatähtsad funktsioonid võivad tundmatuks jääda.</w:t>
+            </w:r>
+          </w:p>
+        </w:tc>
+        <w:tc>
+          <w:tcPr>
+            <w:tcW w:w="1661" w:type="dxa"/>
+          </w:tcPr>
+          <w:p>
+            <w:r>
+              <w:t xml:space="preserve">Mängu on võimalik otsast lõpuni mängida, kasutades väikest välist abi. </w:t>
+            </w:r>
+          </w:p>
+        </w:tc>
+        <w:tc>
+          <w:tcPr>
+            <w:tcW w:w="1645" w:type="dxa"/>
+          </w:tcPr>
+          <w:p>
+            <w:r>
+              <w:t>Mängu lõpetamiseks on vaja välist abi.</w:t>
+            </w:r>
+          </w:p>
+        </w:tc>
+      </w:tr>
+      <w:tr>
+        <w:tc>
+          <w:tcPr>
+            <w:tcW w:w="2589" w:type="dxa"/>
+          </w:tcPr>
+          <w:p>
+            <w:r>
+              <w:t>Sisu</w:t>
+            </w:r>
+          </w:p>
+        </w:tc>
+        <w:tc>
+          <w:tcPr>
+            <w:tcW w:w="1573" w:type="dxa"/>
+          </w:tcPr>
+          <w:p>
+            <w:r>
+              <w:t>Mängus on vähemalt 2 kindlat eesmärki mida on võimalik saavutada mängija poolt.</w:t>
+            </w:r>
+          </w:p>
+        </w:tc>
+        <w:tc>
+          <w:tcPr>
+            <w:tcW w:w="1548" w:type="dxa"/>
+          </w:tcPr>
+          <w:p>
+            <w:r>
+              <w:t>Mängus on vähemalt 1 eesmärk.</w:t>
+            </w:r>
+          </w:p>
+        </w:tc>
+        <w:tc>
+          <w:tcPr>
+            <w:tcW w:w="1661" w:type="dxa"/>
+          </w:tcPr>
+          <w:p>
+            <w:r>
+              <w:t>Mängus on vähemalt 1 eesmärk, kuid see ei ole lõpetatud.</w:t>
+            </w:r>
+          </w:p>
+        </w:tc>
+        <w:tc>
+          <w:tcPr>
+            <w:tcW w:w="1645" w:type="dxa"/>
+          </w:tcPr>
+          <w:p>
+            <w:r>
+              <w:t>Mängus puudub sisukas eesmärk.</w:t>
+            </w:r>
+          </w:p>
+        </w:tc>
+      </w:tr>
+      <w:tr>
+        <w:tc>
+          <w:tcPr>
+            <w:tcW w:w="2589" w:type="dxa"/>
+          </w:tcPr>
+          <w:p>
+            <w:r>
+              <w:t>Ajaplaneerimine</w:t>
+            </w:r>
+          </w:p>
+        </w:tc>
+        <w:tc>
+          <w:tcPr>
+            <w:tcW w:w="1573" w:type="dxa"/>
+          </w:tcPr>
+          <w:p>
+            <w:r>
+              <w:t>Kõik vajalik läheb ajakava järgi.</w:t>
+            </w:r>
+          </w:p>
+        </w:tc>
+        <w:tc>
+          <w:tcPr>
+            <w:tcW w:w="1548" w:type="dxa"/>
+          </w:tcPr>
+          <w:p>
+            <w:r>
+              <w:t>Kõik vajalik on peaaegu ajakava järgi läinud.</w:t>
+            </w:r>
+          </w:p>
+        </w:tc>
+        <w:tc>
+          <w:tcPr>
+            <w:tcW w:w="1661" w:type="dxa"/>
+          </w:tcPr>
+          <w:p>
+            <w:r>
+              <w:t>Mõned eesmärgid pole ajakava järgi läinud</w:t>
+            </w:r>
+          </w:p>
+        </w:tc>
+        <w:tc>
+          <w:tcPr>
+            <w:tcW w:w="1645" w:type="dxa"/>
+          </w:tcPr>
+          <w:p>
+            <w:r>
+              <w:t>Mitu eesmärki on ajakavast väga mõõda läinud.</w:t>
+            </w:r>
+          </w:p>
+        </w:tc>
+      </w:tr>
+      <w:tr>
+        <w:tc>
+          <w:tcPr>
+            <w:tcW w:w="2589" w:type="dxa"/>
+          </w:tcPr>
+          <w:p/>
+        </w:tc>
+        <w:tc>
+          <w:tcPr>
+            <w:tcW w:w="1573" w:type="dxa"/>
+          </w:tcPr>
+          <w:p/>
+        </w:tc>
+        <w:tc>
+          <w:tcPr>
+            <w:tcW w:w="1548" w:type="dxa"/>
+          </w:tcPr>
+          <w:p/>
+        </w:tc>
+        <w:tc>
+          <w:tcPr>
+            <w:tcW w:w="1661" w:type="dxa"/>
+          </w:tcPr>
+          <w:p/>
+        </w:tc>
+        <w:tc>
+          <w:tcPr>
+            <w:tcW w:w="1645" w:type="dxa"/>
+          </w:tcPr>
+          <w:p/>
+        </w:tc>
+      </w:tr>
+    </w:tbl>
     <w:p>
       <w:pPr>
         <w:pStyle w:val="Heading1"/>
       </w:pPr>
+    </w:p>
+    <w:p>
+      <w:pPr>
+        <w:rPr>
+          <w:rFonts w:eastAsiaTheme="majorEastAsia" w:cstheme="majorBidi"/>
+          <w:color w:val="2F5496" w:themeColor="accent1" w:themeShade="BF"/>
+          <w:sz w:val="28"/>
+          <w:szCs w:val="40"/>
+        </w:rPr>
+      </w:pPr>
+      <w:r>
+        <w:br w:type="page"/>
+      </w:r>
+    </w:p>
+    <w:p>
+      <w:pPr>
+        <w:pStyle w:val="Heading1"/>
+      </w:pPr>
+      <w:bookmarkStart w:id="8" w:name="_Toc216038218"/>
       <w:r>
         <w:lastRenderedPageBreak/>
         <w:t>TEGUTSEMINE</w:t>
       </w:r>
+      <w:bookmarkEnd w:id="8"/>
     </w:p>
     <w:p>
       <w:r>
@@ -896,15 +1367,7 @@
     </w:p>
     <w:p>
       <w:r>
-        <w:t xml:space="preserve">Godot </w:t>
-      </w:r>
-      <w:proofErr w:type="spellStart"/>
-      <w:r>
-        <w:t>Engine</w:t>
-      </w:r>
-      <w:proofErr w:type="spellEnd"/>
-      <w:r>
-        <w:t xml:space="preserve"> https://godotengine.org/</w:t>
+        <w:t>Godot Engine https://godotengine.org/</w:t>
       </w:r>
       <w:r>
         <w:br/>
@@ -912,13 +1375,8 @@
       </w:r>
     </w:p>
     <w:p>
-      <w:proofErr w:type="spellStart"/>
-      <w:r>
-        <w:t>Github</w:t>
-      </w:r>
-      <w:proofErr w:type="spellEnd"/>
-      <w:r>
-        <w:t xml:space="preserve"> https://github.com/</w:t>
+      <w:r>
+        <w:t>Github https://github.com/</w:t>
       </w:r>
       <w:r>
         <w:br/>
@@ -926,13 +1384,8 @@
       </w:r>
     </w:p>
     <w:p>
-      <w:proofErr w:type="spellStart"/>
-      <w:r>
-        <w:t>Blender</w:t>
-      </w:r>
-      <w:proofErr w:type="spellEnd"/>
-      <w:r>
-        <w:t xml:space="preserve"> https://www.blender.org/</w:t>
+      <w:r>
+        <w:t>Blender https://www.blender.org/</w:t>
       </w:r>
       <w:r>
         <w:br/>
@@ -960,11 +1413,9 @@
       <w:r>
         <w:t xml:space="preserve">Godot </w:t>
       </w:r>
-      <w:proofErr w:type="spellStart"/>
       <w:r>
         <w:t>Engine</w:t>
       </w:r>
-      <w:proofErr w:type="spellEnd"/>
       <w:r>
         <w:t xml:space="preserve"> dokumentatsioon https://docs.godotengine.org/en/stable/</w:t>
       </w:r>
@@ -986,28 +1437,15 @@
       </w:r>
     </w:p>
     <w:p>
-      <w:proofErr w:type="spellStart"/>
-      <w:r>
-        <w:t>Factorio</w:t>
-      </w:r>
-      <w:proofErr w:type="spellEnd"/>
-      <w:r>
-        <w:t xml:space="preserve"> arendajate blogi https://www.factorio.com/blog/</w:t>
+      <w:r>
+        <w:t>Factorio arendajate blogi https://www.factorio.com/blog/</w:t>
       </w:r>
       <w:r>
         <w:br/>
         <w:t>Väga kasulik allikas minu mängu jaoks.</w:t>
       </w:r>
       <w:r>
-        <w:t xml:space="preserve"> Seal on räägitud kuidas </w:t>
-      </w:r>
-      <w:proofErr w:type="spellStart"/>
-      <w:r>
-        <w:t>Factorio</w:t>
-      </w:r>
-      <w:proofErr w:type="spellEnd"/>
-      <w:r>
-        <w:t xml:space="preserve"> arendajad mõningaid probleeme mängu tegemisel lahendasid.</w:t>
+        <w:t xml:space="preserve"> Seal on räägitud kuidas Factorio arendajad mõningaid probleeme mängu tegemisel lahendasid.</w:t>
       </w:r>
     </w:p>
     <w:sectPr>
@@ -1036,7 +1474,6 @@
     <w:pPrDefault>
       <w:pPr>
         <w:spacing w:after="240" w:line="360" w:lineRule="auto"/>
-        <w:ind w:left="1701" w:right="1134"/>
       </w:pPr>
     </w:pPrDefault>
   </w:docDefaults>
@@ -2032,6 +2469,25 @@
       <w:shd w:val="clear" w:color="auto" w:fill="E1DFDD"/>
     </w:rPr>
   </w:style>
+  <w:style w:type="table" w:styleId="TableGrid">
+    <w:name w:val="Table Grid"/>
+    <w:basedOn w:val="TableNormal"/>
+    <w:uiPriority w:val="39"/>
+    <w:rsid w:val="00442643"/>
+    <w:pPr>
+      <w:spacing w:after="0" w:line="240" w:lineRule="auto"/>
+    </w:pPr>
+    <w:tblPr>
+      <w:tblBorders>
+        <w:top w:val="single" w:sz="4" w:space="0" w:color="auto"/>
+        <w:left w:val="single" w:sz="4" w:space="0" w:color="auto"/>
+        <w:bottom w:val="single" w:sz="4" w:space="0" w:color="auto"/>
+        <w:right w:val="single" w:sz="4" w:space="0" w:color="auto"/>
+        <w:insideH w:val="single" w:sz="4" w:space="0" w:color="auto"/>
+        <w:insideV w:val="single" w:sz="4" w:space="0" w:color="auto"/>
+      </w:tblBorders>
+    </w:tblPr>
+  </w:style>
 </w:styles>
 </file>
 

--- a/Kirjalik osa/Logistika mäng praktiline töö UPT.docx
+++ b/Kirjalik osa/Logistika mäng praktiline töö UPT.docx
@@ -198,8 +198,18 @@
           <w:sz w:val="28"/>
           <w:szCs w:val="28"/>
         </w:rPr>
-        <w:t>Juhendaja: Allar Aav</w:t>
-      </w:r>
+        <w:t xml:space="preserve">Juhendaja: Allar </w:t>
+      </w:r>
+      <w:proofErr w:type="spellStart"/>
+      <w:r>
+        <w:rPr>
+          <w:rFonts w:cs="Times New Roman"/>
+          <w:sz w:val="28"/>
+          <w:szCs w:val="28"/>
+        </w:rPr>
+        <w:t>Aav</w:t>
+      </w:r>
+      <w:proofErr w:type="spellEnd"/>
     </w:p>
     <w:p>
       <w:pPr>
@@ -812,26 +822,9 @@
     </w:p>
     <w:p>
       <w:r>
-        <w:t xml:space="preserve">Ma tahan luua mängu mis sarnaneks teiste </w:t>
-      </w:r>
-      <w:r>
-        <w:t>ressursside haldami</w:t>
-      </w:r>
-      <w:r>
-        <w:t xml:space="preserve">se, </w:t>
-      </w:r>
-      <w:r>
-        <w:t>baasi ehitamise</w:t>
-      </w:r>
-      <w:r>
-        <w:t xml:space="preserve">, </w:t>
-      </w:r>
-      <w:r>
-        <w:t>automaatika</w:t>
-      </w:r>
-      <w:r>
-        <w:t xml:space="preserve"> mängudele, nagu </w:t>
-      </w:r>
+        <w:t xml:space="preserve">Ma tahan luua mängu mis sarnaneks teiste ressursside haldamise, baasi ehitamise, automaatika mängudele, nagu </w:t>
+      </w:r>
+      <w:proofErr w:type="spellStart"/>
       <w:r>
         <w:rPr>
           <w:i/>
@@ -839,95 +832,75 @@
         </w:rPr>
         <w:t>Factorio</w:t>
       </w:r>
+      <w:proofErr w:type="spellEnd"/>
       <w:r>
         <w:t xml:space="preserve">, </w:t>
       </w:r>
+      <w:proofErr w:type="spellStart"/>
       <w:r>
         <w:rPr>
           <w:i/>
           <w:iCs/>
         </w:rPr>
-        <w:t>Dyson Sphere Program</w:t>
-      </w:r>
-      <w:r>
-        <w:t xml:space="preserve"> </w:t>
-      </w:r>
-      <w:r>
-        <w:t xml:space="preserve">ja </w:t>
-      </w:r>
+        <w:t>Dyson</w:t>
+      </w:r>
+      <w:proofErr w:type="spellEnd"/>
       <w:r>
         <w:rPr>
           <w:i/>
           <w:iCs/>
         </w:rPr>
-        <w:t>Satisfactory</w:t>
-      </w:r>
-      <w:r>
-        <w:t xml:space="preserve">. </w:t>
-      </w:r>
-      <w:r>
-        <w:t xml:space="preserve">Nende mängude põhimõte on ehitada tehas või baas mis iseseisvalt täidab mingisugust eesmärki. Valisin sellised </w:t>
-      </w:r>
-      <w:r>
-        <w:t>ž</w:t>
-      </w:r>
-      <w:r>
-        <w:t>anrid oma mängu jaoks kuna need on minu lemmiktüüpi mängud.</w:t>
-      </w:r>
-    </w:p>
-    <w:p>
-      <w:r>
-        <w:t xml:space="preserve">Sellesse žanrisse kuuluvad mängud, nagu </w:t>
-      </w:r>
+        <w:t xml:space="preserve"> </w:t>
+      </w:r>
+      <w:proofErr w:type="spellStart"/>
       <w:r>
         <w:rPr>
           <w:i/>
           <w:iCs/>
         </w:rPr>
-        <w:t>Factorio</w:t>
-      </w:r>
-      <w:r>
-        <w:t xml:space="preserve">, </w:t>
-      </w:r>
+        <w:t>Sphere</w:t>
+      </w:r>
+      <w:proofErr w:type="spellEnd"/>
       <w:r>
         <w:rPr>
           <w:i/>
           <w:iCs/>
         </w:rPr>
-        <w:t>Dyson Sphere Program</w:t>
-      </w:r>
-      <w:r>
-        <w:t xml:space="preserve"> ja </w:t>
-      </w:r>
+        <w:t xml:space="preserve"> </w:t>
+      </w:r>
+      <w:proofErr w:type="spellStart"/>
       <w:r>
         <w:rPr>
           <w:i/>
           <w:iCs/>
         </w:rPr>
-        <w:t>Satisfactory</w:t>
-      </w:r>
-      <w:r>
-        <w:t>, keskenduvad kõik ühele suurele eesmärgile: ehitada toimiv, iseseisev ja üha arenev tootmissüsteem. Mängija alustab tavaliselt väga lihtsatest vahenditest ja piiratud ressurssidest, kuid samm-sammult rajab ta järjest keerukama tehase või tööstusliku baasi, mis suudab automaatselt koguda, töödelda ja transportida materjale. Mängu edenedes kasvab vajadus tõhususe ja optimeerimise järele, mis suunab mängijat pidevalt oma süsteeme täiustama ning looma nutikaid lahendusi, et kõik protsessid toimiksid võimalikult sujuvalt. Lõppeesmärk ei ole ainult ressursside kogumine, vaid kogu tööstusahela selline ülesehitamine, et see töötaks iseseisvalt ja võimalikult efektiivselt, võimaldades mängijal tegeleda üha keerukamate väljakutsetega.</w:t>
-      </w:r>
-      <w:r>
-        <w:br/>
-      </w:r>
-      <w:r>
-        <w:br/>
-      </w:r>
-      <w:r>
-        <w:t xml:space="preserve">Nendes mängudes esineb tavaliselt ka mingi pidurdav element, näiteks kahanevad ressursid, kohalik fauna või maavälised vaenlased. Minu mängus neid konkreetseid elemente ei esine, kuna nende lisamine võtaks palju aega. Teine põhjus, miks ma ei soovi sellist elementi lisada, on mängu fookuse tihendamine. Näiteks </w:t>
-      </w:r>
+        <w:t>Program</w:t>
+      </w:r>
+      <w:proofErr w:type="spellEnd"/>
+      <w:r>
+        <w:t xml:space="preserve"> ja </w:t>
+      </w:r>
+      <w:proofErr w:type="spellStart"/>
       <w:r>
         <w:rPr>
           <w:i/>
           <w:iCs/>
         </w:rPr>
-        <w:t>Factorios</w:t>
-      </w:r>
-      <w:r>
-        <w:t xml:space="preserve"> on mängija vaenlaseks kohalik fauna, mis ründab ja hävitab tehast, lõhkudes masinaid ja peatades tootmisprotsessi. Paljud </w:t>
-      </w:r>
+        <w:t>Satisfactory</w:t>
+      </w:r>
+      <w:proofErr w:type="spellEnd"/>
+      <w:r>
+        <w:t xml:space="preserve">. </w:t>
+      </w:r>
+      <w:r>
+        <w:t>Nende mängude põhimõte on ehitada tehas või baas mis iseseisvalt täidab mingisugust eesmärki. Valisin sellised žanrid oma mängu jaoks kuna need on minu lemmiktüüpi mängud.</w:t>
+      </w:r>
+    </w:p>
+    <w:p>
+      <w:r>
+        <w:t xml:space="preserve">Sellesse žanrisse kuuluvad mängud, nagu </w:t>
+      </w:r>
+      <w:proofErr w:type="spellStart"/>
       <w:r>
         <w:rPr>
           <w:i/>
@@ -935,6 +908,96 @@
         </w:rPr>
         <w:t>Factorio</w:t>
       </w:r>
+      <w:proofErr w:type="spellEnd"/>
+      <w:r>
+        <w:t xml:space="preserve">, </w:t>
+      </w:r>
+      <w:proofErr w:type="spellStart"/>
+      <w:r>
+        <w:rPr>
+          <w:i/>
+          <w:iCs/>
+        </w:rPr>
+        <w:t>Dyson</w:t>
+      </w:r>
+      <w:proofErr w:type="spellEnd"/>
+      <w:r>
+        <w:rPr>
+          <w:i/>
+          <w:iCs/>
+        </w:rPr>
+        <w:t xml:space="preserve"> </w:t>
+      </w:r>
+      <w:proofErr w:type="spellStart"/>
+      <w:r>
+        <w:rPr>
+          <w:i/>
+          <w:iCs/>
+        </w:rPr>
+        <w:t>Sphere</w:t>
+      </w:r>
+      <w:proofErr w:type="spellEnd"/>
+      <w:r>
+        <w:rPr>
+          <w:i/>
+          <w:iCs/>
+        </w:rPr>
+        <w:t xml:space="preserve"> </w:t>
+      </w:r>
+      <w:proofErr w:type="spellStart"/>
+      <w:r>
+        <w:rPr>
+          <w:i/>
+          <w:iCs/>
+        </w:rPr>
+        <w:t>Program</w:t>
+      </w:r>
+      <w:proofErr w:type="spellEnd"/>
+      <w:r>
+        <w:t xml:space="preserve"> ja </w:t>
+      </w:r>
+      <w:proofErr w:type="spellStart"/>
+      <w:r>
+        <w:rPr>
+          <w:i/>
+          <w:iCs/>
+        </w:rPr>
+        <w:t>Satisfactory</w:t>
+      </w:r>
+      <w:proofErr w:type="spellEnd"/>
+      <w:r>
+        <w:t>, keskenduvad kõik ühele suurele eesmärgile: ehitada toimiv, iseseisev ja üha arenev tootmissüsteem. Mängija alustab tavaliselt väga lihtsatest vahenditest ja piiratud ressurssidest, kuid samm-sammult rajab ta järjest keerukama tehase või tööstusliku baasi, mis suudab automaatselt koguda, töödelda ja transportida materjale. Mängu edenedes kasvab vajadus tõhususe ja optimeerimise järele, mis suunab mängijat pidevalt oma süsteeme täiustama ning looma nutikaid lahendusi, et kõik protsessid toimiksid võimalikult sujuvalt. Lõppeesmärk ei ole ainult ressursside kogumine, vaid kogu tööstusahela selline ülesehitamine, et see töötaks iseseisvalt ja võimalikult efektiivselt, võimaldades mängijal tegeleda üha keerukamate väljakutsetega.</w:t>
+      </w:r>
+      <w:r>
+        <w:br/>
+      </w:r>
+      <w:r>
+        <w:br/>
+      </w:r>
+      <w:r>
+        <w:t xml:space="preserve">Nendes mängudes esineb tavaliselt ka mingi pidurdav element, näiteks kahanevad ressursid, kohalik fauna või maavälised vaenlased. Minu mängus neid konkreetseid elemente ei esine, kuna nende lisamine võtaks palju aega. Teine põhjus, miks ma ei soovi sellist elementi lisada, on mängu fookuse tihendamine. Näiteks </w:t>
+      </w:r>
+      <w:proofErr w:type="spellStart"/>
+      <w:r>
+        <w:rPr>
+          <w:i/>
+          <w:iCs/>
+        </w:rPr>
+        <w:t>Factorios</w:t>
+      </w:r>
+      <w:proofErr w:type="spellEnd"/>
+      <w:r>
+        <w:t xml:space="preserve"> on mängija vaenlaseks kohalik fauna, mis ründab ja hävitab tehast, lõhkudes masinaid ja peatades tootmisprotsessi. Paljud </w:t>
+      </w:r>
+      <w:proofErr w:type="spellStart"/>
+      <w:r>
+        <w:rPr>
+          <w:i/>
+          <w:iCs/>
+        </w:rPr>
+        <w:t>Factorio</w:t>
+      </w:r>
+      <w:proofErr w:type="spellEnd"/>
       <w:r>
         <w:t xml:space="preserve"> mängijad lülitavad selle osa mängust välja, sest nad tahavad keskenduda ainult ehitamisele ja probleemide lahendamisele, mis nende tehases esinevad </w:t>
       </w:r>
@@ -973,7 +1036,39 @@
     </w:p>
     <w:p>
       <w:r>
-        <w:t>Kavas oli esitatud kriteerium luua videomäng, mis sarnaneb sama žanri teostele nagu „Factorio“ (2020) ja „Dyson Sphere Program“ (2021).</w:t>
+        <w:t>Kavas oli esitatud kriteerium luua videomäng, mis sarnaneb sama žanri teostele nagu „</w:t>
+      </w:r>
+      <w:proofErr w:type="spellStart"/>
+      <w:r>
+        <w:t>Factorio</w:t>
+      </w:r>
+      <w:proofErr w:type="spellEnd"/>
+      <w:r>
+        <w:t>“ (2020) ja „</w:t>
+      </w:r>
+      <w:proofErr w:type="spellStart"/>
+      <w:r>
+        <w:t>Dyson</w:t>
+      </w:r>
+      <w:proofErr w:type="spellEnd"/>
+      <w:r>
+        <w:t xml:space="preserve"> </w:t>
+      </w:r>
+      <w:proofErr w:type="spellStart"/>
+      <w:r>
+        <w:t>Sphere</w:t>
+      </w:r>
+      <w:proofErr w:type="spellEnd"/>
+      <w:r>
+        <w:t xml:space="preserve"> </w:t>
+      </w:r>
+      <w:proofErr w:type="spellStart"/>
+      <w:r>
+        <w:t>Program</w:t>
+      </w:r>
+      <w:proofErr w:type="spellEnd"/>
+      <w:r>
+        <w:t>“ (2021).</w:t>
       </w:r>
       <w:r>
         <w:br/>
@@ -982,19 +1077,13 @@
     </w:p>
     <w:p>
       <w:r>
-        <w:t xml:space="preserve">Nende mängude keskne eesmärk on rajada omavahel seotud masinatest ja tootmisliinidest koosnev tehas, mis suudab pärast ülesehitamist iseseisvalt toimida ning muuta toorainetest järjest keerukamaid </w:t>
-      </w:r>
-      <w:r>
-        <w:t>l</w:t>
+        <w:t>Nende mängude keskne eesmärk on rajada omavahel seotud masinatest ja tootmisliinidest koosnev tehas, mis suudab pärast ülesehitamist iseseisvalt toimida ning muuta toorainetest järjest keerukamaid l</w:t>
       </w:r>
       <w:r>
         <w:t>õ</w:t>
       </w:r>
       <w:r>
-        <w:t>pp produkte</w:t>
-      </w:r>
-      <w:r>
-        <w:t xml:space="preserve">. Sama põhimõte kehtib ka minu mängus: mängija saab paigutada kaevureid, mis koguvad tooraineid, ning korraldada nende edasi liikumist läbi konveierite ja töötlusmasinate, kuni valmib soovitud </w:t>
+        <w:t xml:space="preserve">pp produkte. Sama põhimõte kehtib ka minu mängus: mängija saab paigutada kaevureid, mis koguvad tooraineid, ning korraldada nende edasi liikumist läbi konveierite ja töötlusmasinate, kuni valmib soovitud </w:t>
       </w:r>
       <w:r>
         <w:t>toode.</w:t>
@@ -1145,8 +1234,13 @@
           </w:tcPr>
           <w:p>
             <w:r>
-              <w:t>Kasutatavus/Mängitavus</w:t>
+              <w:t>Kasutatavus/</w:t>
             </w:r>
+            <w:proofErr w:type="spellStart"/>
+            <w:r>
+              <w:t>Mängitavus</w:t>
+            </w:r>
+            <w:proofErr w:type="spellEnd"/>
           </w:p>
         </w:tc>
         <w:tc>
@@ -1155,7 +1249,15 @@
           </w:tcPr>
           <w:p>
             <w:r>
-              <w:t>Mängus on võimalik teha kõike mis selles leidub kasutades ainult infot mida mängu sees on võimalik leida leida.</w:t>
+              <w:t xml:space="preserve">Mängus on võimalik teha kõike mis selles leidub kasutades ainult infot mida mängu sees on võimalik leida </w:t>
+            </w:r>
+            <w:proofErr w:type="spellStart"/>
+            <w:r>
+              <w:t>leida</w:t>
+            </w:r>
+            <w:proofErr w:type="spellEnd"/>
+            <w:r>
+              <w:t>.</w:t>
             </w:r>
           </w:p>
         </w:tc>
@@ -1367,7 +1469,15 @@
     </w:p>
     <w:p>
       <w:r>
-        <w:t>Godot Engine https://godotengine.org/</w:t>
+        <w:t xml:space="preserve">Godot </w:t>
+      </w:r>
+      <w:proofErr w:type="spellStart"/>
+      <w:r>
+        <w:t>Engine</w:t>
+      </w:r>
+      <w:proofErr w:type="spellEnd"/>
+      <w:r>
+        <w:t xml:space="preserve"> https://godotengine.org/</w:t>
       </w:r>
       <w:r>
         <w:br/>
@@ -1375,8 +1485,13 @@
       </w:r>
     </w:p>
     <w:p>
-      <w:r>
-        <w:t>Github https://github.com/</w:t>
+      <w:proofErr w:type="spellStart"/>
+      <w:r>
+        <w:t>Github</w:t>
+      </w:r>
+      <w:proofErr w:type="spellEnd"/>
+      <w:r>
+        <w:t xml:space="preserve"> https://github.com/</w:t>
       </w:r>
       <w:r>
         <w:br/>
@@ -1384,8 +1499,13 @@
       </w:r>
     </w:p>
     <w:p>
-      <w:r>
-        <w:t>Blender https://www.blender.org/</w:t>
+      <w:proofErr w:type="spellStart"/>
+      <w:r>
+        <w:t>Blender</w:t>
+      </w:r>
+      <w:proofErr w:type="spellEnd"/>
+      <w:r>
+        <w:t xml:space="preserve"> https://www.blender.org/</w:t>
       </w:r>
       <w:r>
         <w:br/>
@@ -1413,9 +1533,11 @@
       <w:r>
         <w:t xml:space="preserve">Godot </w:t>
       </w:r>
+      <w:proofErr w:type="spellStart"/>
       <w:r>
         <w:t>Engine</w:t>
       </w:r>
+      <w:proofErr w:type="spellEnd"/>
       <w:r>
         <w:t xml:space="preserve"> dokumentatsioon https://docs.godotengine.org/en/stable/</w:t>
       </w:r>
@@ -1437,15 +1559,111 @@
       </w:r>
     </w:p>
     <w:p>
-      <w:r>
-        <w:t>Factorio arendajate blogi https://www.factorio.com/blog/</w:t>
+      <w:proofErr w:type="spellStart"/>
+      <w:r>
+        <w:t>Factorio</w:t>
+      </w:r>
+      <w:proofErr w:type="spellEnd"/>
+      <w:r>
+        <w:t xml:space="preserve"> arendajate blogi https://www.factorio.com/blog/</w:t>
       </w:r>
       <w:r>
         <w:br/>
         <w:t>Väga kasulik allikas minu mängu jaoks.</w:t>
       </w:r>
       <w:r>
-        <w:t xml:space="preserve"> Seal on räägitud kuidas Factorio arendajad mõningaid probleeme mängu tegemisel lahendasid.</w:t>
+        <w:t xml:space="preserve"> Seal on räägitud kuidas </w:t>
+      </w:r>
+      <w:proofErr w:type="spellStart"/>
+      <w:r>
+        <w:t>Factorio</w:t>
+      </w:r>
+      <w:proofErr w:type="spellEnd"/>
+      <w:r>
+        <w:t xml:space="preserve"> arendajad mõningaid probleeme mängu tegemisel lahendasid.</w:t>
+      </w:r>
+    </w:p>
+    <w:p>
+      <w:r>
+        <w:br w:type="page"/>
+      </w:r>
+    </w:p>
+    <w:p>
+      <w:pPr>
+        <w:pStyle w:val="Heading1"/>
+      </w:pPr>
+      <w:r>
+        <w:lastRenderedPageBreak/>
+        <w:t>LISAD</w:t>
+      </w:r>
+    </w:p>
+    <w:p>
+      <w:r>
+        <w:t xml:space="preserve">Lisa 1: </w:t>
+      </w:r>
+      <w:r>
+        <w:t xml:space="preserve">Kuvatõmmis mängust </w:t>
+      </w:r>
+      <w:r>
+        <w:t>16/10/2025</w:t>
+      </w:r>
+      <w:r>
+        <w:t>, Sellel versioonil oli esimene eesmärk ning ajalugemine lisatud. On näha tehast mis on loodud esimese eesmärgi saavutamiseks.</w:t>
+      </w:r>
+    </w:p>
+    <w:p>
+      <w:r>
+        <w:rPr>
+          <w:noProof/>
+        </w:rPr>
+        <w:drawing>
+          <wp:inline distT="0" distB="0" distL="0" distR="0" wp14:anchorId="6B51AF05" wp14:editId="3259A10F">
+            <wp:extent cx="5722620" cy="3225165"/>
+            <wp:effectExtent l="0" t="0" r="0" b="0"/>
+            <wp:docPr id="20837941" name="Picture 1"/>
+            <wp:cNvGraphicFramePr>
+              <a:graphicFrameLocks xmlns:a="http://schemas.openxmlformats.org/drawingml/2006/main" noChangeAspect="1"/>
+            </wp:cNvGraphicFramePr>
+            <a:graphic xmlns:a="http://schemas.openxmlformats.org/drawingml/2006/main">
+              <a:graphicData uri="http://schemas.openxmlformats.org/drawingml/2006/picture">
+                <pic:pic xmlns:pic="http://schemas.openxmlformats.org/drawingml/2006/picture">
+                  <pic:nvPicPr>
+                    <pic:cNvPr id="0" name="Picture 1"/>
+                    <pic:cNvPicPr>
+                      <a:picLocks noChangeAspect="1" noChangeArrowheads="1"/>
+                    </pic:cNvPicPr>
+                  </pic:nvPicPr>
+                  <pic:blipFill>
+                    <a:blip r:embed="rId5" cstate="print">
+                      <a:extLst>
+                        <a:ext uri="{28A0092B-C50C-407E-A947-70E740481C1C}">
+                          <a14:useLocalDpi xmlns:a14="http://schemas.microsoft.com/office/drawing/2010/main" val="0"/>
+                        </a:ext>
+                      </a:extLst>
+                    </a:blip>
+                    <a:srcRect/>
+                    <a:stretch>
+                      <a:fillRect/>
+                    </a:stretch>
+                  </pic:blipFill>
+                  <pic:spPr bwMode="auto">
+                    <a:xfrm>
+                      <a:off x="0" y="0"/>
+                      <a:ext cx="5722620" cy="3225165"/>
+                    </a:xfrm>
+                    <a:prstGeom prst="rect">
+                      <a:avLst/>
+                    </a:prstGeom>
+                    <a:noFill/>
+                    <a:ln>
+                      <a:noFill/>
+                    </a:ln>
+                  </pic:spPr>
+                </pic:pic>
+              </a:graphicData>
+            </a:graphic>
+          </wp:inline>
+        </w:drawing>
       </w:r>
     </w:p>
     <w:sectPr>
@@ -2064,6 +2282,7 @@
   <w:style w:type="character" w:default="1" w:styleId="DefaultParagraphFont">
     <w:name w:val="Default Paragraph Font"/>
     <w:uiPriority w:val="1"/>
+    <w:semiHidden/>
     <w:unhideWhenUsed/>
   </w:style>
   <w:style w:type="table" w:default="1" w:styleId="TableNormal">

--- a/Kirjalik osa/Logistika mäng praktiline töö UPT.docx
+++ b/Kirjalik osa/Logistika mäng praktiline töö UPT.docx
@@ -198,18 +198,8 @@
           <w:sz w:val="28"/>
           <w:szCs w:val="28"/>
         </w:rPr>
-        <w:t xml:space="preserve">Juhendaja: Allar </w:t>
-      </w:r>
-      <w:proofErr w:type="spellStart"/>
-      <w:r>
-        <w:rPr>
-          <w:rFonts w:cs="Times New Roman"/>
-          <w:sz w:val="28"/>
-          <w:szCs w:val="28"/>
-        </w:rPr>
-        <w:t>Aav</w:t>
-      </w:r>
-      <w:proofErr w:type="spellEnd"/>
+        <w:t>Juhendaja: Allar Aav</w:t>
+      </w:r>
     </w:p>
     <w:p>
       <w:pPr>
@@ -824,7 +814,6 @@
       <w:r>
         <w:t xml:space="preserve">Ma tahan luua mängu mis sarnaneks teiste ressursside haldamise, baasi ehitamise, automaatika mängudele, nagu </w:t>
       </w:r>
-      <w:proofErr w:type="spellStart"/>
       <w:r>
         <w:rPr>
           <w:i/>
@@ -832,75 +821,86 @@
         </w:rPr>
         <w:t>Factorio</w:t>
       </w:r>
-      <w:proofErr w:type="spellEnd"/>
       <w:r>
         <w:t xml:space="preserve">, </w:t>
       </w:r>
-      <w:proofErr w:type="spellStart"/>
       <w:r>
         <w:rPr>
           <w:i/>
           <w:iCs/>
         </w:rPr>
-        <w:t>Dyson</w:t>
-      </w:r>
-      <w:proofErr w:type="spellEnd"/>
+        <w:t>Dyson Sphere Program</w:t>
+      </w:r>
+      <w:r>
+        <w:t xml:space="preserve"> ja </w:t>
+      </w:r>
       <w:r>
         <w:rPr>
           <w:i/>
           <w:iCs/>
         </w:rPr>
-        <w:t xml:space="preserve"> </w:t>
-      </w:r>
-      <w:proofErr w:type="spellStart"/>
+        <w:t>Satisfactory</w:t>
+      </w:r>
+      <w:r>
+        <w:t xml:space="preserve">. </w:t>
+      </w:r>
+      <w:r>
+        <w:t>Nende mängude põhimõte on ehitada tehas või baas mis iseseisvalt täidab mingisugust eesmärki. Valisin sellised žanrid oma mängu jaoks kuna need on minu lemmiktüüpi mängud.</w:t>
+      </w:r>
+    </w:p>
+    <w:p>
+      <w:r>
+        <w:t xml:space="preserve">Sellesse žanrisse kuuluvad mängud, nagu </w:t>
+      </w:r>
       <w:r>
         <w:rPr>
           <w:i/>
           <w:iCs/>
         </w:rPr>
-        <w:t>Sphere</w:t>
-      </w:r>
-      <w:proofErr w:type="spellEnd"/>
+        <w:t>Factorio</w:t>
+      </w:r>
+      <w:r>
+        <w:t xml:space="preserve">, </w:t>
+      </w:r>
       <w:r>
         <w:rPr>
           <w:i/>
           <w:iCs/>
         </w:rPr>
-        <w:t xml:space="preserve"> </w:t>
-      </w:r>
-      <w:proofErr w:type="spellStart"/>
+        <w:t>Dyson Sphere Program</w:t>
+      </w:r>
+      <w:r>
+        <w:t xml:space="preserve"> ja </w:t>
+      </w:r>
       <w:r>
         <w:rPr>
           <w:i/>
           <w:iCs/>
         </w:rPr>
-        <w:t>Program</w:t>
-      </w:r>
-      <w:proofErr w:type="spellEnd"/>
-      <w:r>
-        <w:t xml:space="preserve"> ja </w:t>
-      </w:r>
-      <w:proofErr w:type="spellStart"/>
+        <w:t>Satisfactory</w:t>
+      </w:r>
+      <w:r>
+        <w:t>, keskenduvad kõik ühele suurele eesmärgile: ehitada toimiv, iseseisev ja üha arenev tootmissüsteem. Mängija alustab tavaliselt väga lihtsatest vahenditest ja piiratud ressurssidest, kuid samm-sammult rajab ta järjest keerukama tehase või tööstusliku baasi, mis suudab automaatselt koguda, töödelda ja transportida materjale. Mängu edenedes kasvab vajadus tõhususe ja optimeerimise järele, mis suunab mängijat pidevalt oma süsteeme täiustama ning looma nutikaid lahendusi, et kõik protsessid toimiksid võimalikult sujuvalt. Lõppeesmärk ei ole ainult ressursside kogumine, vaid kogu tööstusahela selline ülesehitamine, et see töötaks iseseisvalt ja võimalikult efektiivselt, võimaldades mängijal tegeleda üha keerukamate väljakutsetega.</w:t>
+      </w:r>
+      <w:r>
+        <w:br/>
+      </w:r>
+      <w:r>
+        <w:br/>
+      </w:r>
+      <w:r>
+        <w:t xml:space="preserve">Nendes mängudes esineb tavaliselt ka mingi pidurdav element, näiteks kahanevad ressursid, kohalik fauna või maavälised vaenlased. Minu mängus neid konkreetseid elemente ei esine, kuna nende lisamine võtaks palju aega. Teine põhjus, miks ma ei soovi sellist elementi lisada, on mängu fookuse tihendamine. Näiteks </w:t>
+      </w:r>
       <w:r>
         <w:rPr>
           <w:i/>
           <w:iCs/>
         </w:rPr>
-        <w:t>Satisfactory</w:t>
-      </w:r>
-      <w:proofErr w:type="spellEnd"/>
-      <w:r>
-        <w:t xml:space="preserve">. </w:t>
-      </w:r>
-      <w:r>
-        <w:t>Nende mängude põhimõte on ehitada tehas või baas mis iseseisvalt täidab mingisugust eesmärki. Valisin sellised žanrid oma mängu jaoks kuna need on minu lemmiktüüpi mängud.</w:t>
-      </w:r>
-    </w:p>
-    <w:p>
-      <w:r>
-        <w:t xml:space="preserve">Sellesse žanrisse kuuluvad mängud, nagu </w:t>
-      </w:r>
-      <w:proofErr w:type="spellStart"/>
+        <w:t>Factorios</w:t>
+      </w:r>
+      <w:r>
+        <w:t xml:space="preserve"> on mängija vaenlaseks kohalik fauna, mis ründab ja hävitab tehast, lõhkudes masinaid ja peatades tootmisprotsessi. Paljud </w:t>
+      </w:r>
       <w:r>
         <w:rPr>
           <w:i/>
@@ -908,96 +908,6 @@
         </w:rPr>
         <w:t>Factorio</w:t>
       </w:r>
-      <w:proofErr w:type="spellEnd"/>
-      <w:r>
-        <w:t xml:space="preserve">, </w:t>
-      </w:r>
-      <w:proofErr w:type="spellStart"/>
-      <w:r>
-        <w:rPr>
-          <w:i/>
-          <w:iCs/>
-        </w:rPr>
-        <w:t>Dyson</w:t>
-      </w:r>
-      <w:proofErr w:type="spellEnd"/>
-      <w:r>
-        <w:rPr>
-          <w:i/>
-          <w:iCs/>
-        </w:rPr>
-        <w:t xml:space="preserve"> </w:t>
-      </w:r>
-      <w:proofErr w:type="spellStart"/>
-      <w:r>
-        <w:rPr>
-          <w:i/>
-          <w:iCs/>
-        </w:rPr>
-        <w:t>Sphere</w:t>
-      </w:r>
-      <w:proofErr w:type="spellEnd"/>
-      <w:r>
-        <w:rPr>
-          <w:i/>
-          <w:iCs/>
-        </w:rPr>
-        <w:t xml:space="preserve"> </w:t>
-      </w:r>
-      <w:proofErr w:type="spellStart"/>
-      <w:r>
-        <w:rPr>
-          <w:i/>
-          <w:iCs/>
-        </w:rPr>
-        <w:t>Program</w:t>
-      </w:r>
-      <w:proofErr w:type="spellEnd"/>
-      <w:r>
-        <w:t xml:space="preserve"> ja </w:t>
-      </w:r>
-      <w:proofErr w:type="spellStart"/>
-      <w:r>
-        <w:rPr>
-          <w:i/>
-          <w:iCs/>
-        </w:rPr>
-        <w:t>Satisfactory</w:t>
-      </w:r>
-      <w:proofErr w:type="spellEnd"/>
-      <w:r>
-        <w:t>, keskenduvad kõik ühele suurele eesmärgile: ehitada toimiv, iseseisev ja üha arenev tootmissüsteem. Mängija alustab tavaliselt väga lihtsatest vahenditest ja piiratud ressurssidest, kuid samm-sammult rajab ta järjest keerukama tehase või tööstusliku baasi, mis suudab automaatselt koguda, töödelda ja transportida materjale. Mängu edenedes kasvab vajadus tõhususe ja optimeerimise järele, mis suunab mängijat pidevalt oma süsteeme täiustama ning looma nutikaid lahendusi, et kõik protsessid toimiksid võimalikult sujuvalt. Lõppeesmärk ei ole ainult ressursside kogumine, vaid kogu tööstusahela selline ülesehitamine, et see töötaks iseseisvalt ja võimalikult efektiivselt, võimaldades mängijal tegeleda üha keerukamate väljakutsetega.</w:t>
-      </w:r>
-      <w:r>
-        <w:br/>
-      </w:r>
-      <w:r>
-        <w:br/>
-      </w:r>
-      <w:r>
-        <w:t xml:space="preserve">Nendes mängudes esineb tavaliselt ka mingi pidurdav element, näiteks kahanevad ressursid, kohalik fauna või maavälised vaenlased. Minu mängus neid konkreetseid elemente ei esine, kuna nende lisamine võtaks palju aega. Teine põhjus, miks ma ei soovi sellist elementi lisada, on mängu fookuse tihendamine. Näiteks </w:t>
-      </w:r>
-      <w:proofErr w:type="spellStart"/>
-      <w:r>
-        <w:rPr>
-          <w:i/>
-          <w:iCs/>
-        </w:rPr>
-        <w:t>Factorios</w:t>
-      </w:r>
-      <w:proofErr w:type="spellEnd"/>
-      <w:r>
-        <w:t xml:space="preserve"> on mängija vaenlaseks kohalik fauna, mis ründab ja hävitab tehast, lõhkudes masinaid ja peatades tootmisprotsessi. Paljud </w:t>
-      </w:r>
-      <w:proofErr w:type="spellStart"/>
-      <w:r>
-        <w:rPr>
-          <w:i/>
-          <w:iCs/>
-        </w:rPr>
-        <w:t>Factorio</w:t>
-      </w:r>
-      <w:proofErr w:type="spellEnd"/>
       <w:r>
         <w:t xml:space="preserve"> mängijad lülitavad selle osa mängust välja, sest nad tahavad keskenduda ainult ehitamisele ja probleemide lahendamisele, mis nende tehases esinevad </w:t>
       </w:r>
@@ -1036,39 +946,7 @@
     </w:p>
     <w:p>
       <w:r>
-        <w:t>Kavas oli esitatud kriteerium luua videomäng, mis sarnaneb sama žanri teostele nagu „</w:t>
-      </w:r>
-      <w:proofErr w:type="spellStart"/>
-      <w:r>
-        <w:t>Factorio</w:t>
-      </w:r>
-      <w:proofErr w:type="spellEnd"/>
-      <w:r>
-        <w:t>“ (2020) ja „</w:t>
-      </w:r>
-      <w:proofErr w:type="spellStart"/>
-      <w:r>
-        <w:t>Dyson</w:t>
-      </w:r>
-      <w:proofErr w:type="spellEnd"/>
-      <w:r>
-        <w:t xml:space="preserve"> </w:t>
-      </w:r>
-      <w:proofErr w:type="spellStart"/>
-      <w:r>
-        <w:t>Sphere</w:t>
-      </w:r>
-      <w:proofErr w:type="spellEnd"/>
-      <w:r>
-        <w:t xml:space="preserve"> </w:t>
-      </w:r>
-      <w:proofErr w:type="spellStart"/>
-      <w:r>
-        <w:t>Program</w:t>
-      </w:r>
-      <w:proofErr w:type="spellEnd"/>
-      <w:r>
-        <w:t>“ (2021).</w:t>
+        <w:t>Kavas oli esitatud kriteerium luua videomäng, mis sarnaneb sama žanri teostele nagu „Factorio“ (2020) ja „Dyson Sphere Program“ (2021).</w:t>
       </w:r>
       <w:r>
         <w:br/>
@@ -1234,13 +1112,8 @@
           </w:tcPr>
           <w:p>
             <w:r>
-              <w:t>Kasutatavus/</w:t>
+              <w:t>Kasutatavus/Mängitavus</w:t>
             </w:r>
-            <w:proofErr w:type="spellStart"/>
-            <w:r>
-              <w:t>Mängitavus</w:t>
-            </w:r>
-            <w:proofErr w:type="spellEnd"/>
           </w:p>
         </w:tc>
         <w:tc>
@@ -1249,15 +1122,7 @@
           </w:tcPr>
           <w:p>
             <w:r>
-              <w:t xml:space="preserve">Mängus on võimalik teha kõike mis selles leidub kasutades ainult infot mida mängu sees on võimalik leida </w:t>
-            </w:r>
-            <w:proofErr w:type="spellStart"/>
-            <w:r>
-              <w:t>leida</w:t>
-            </w:r>
-            <w:proofErr w:type="spellEnd"/>
-            <w:r>
-              <w:t>.</w:t>
+              <w:t>Mängus on võimalik teha kõike mis selles leidub kasutades ainult infot mida mängu sees on võimalik leida leida.</w:t>
             </w:r>
           </w:p>
         </w:tc>
@@ -1469,15 +1334,7 @@
     </w:p>
     <w:p>
       <w:r>
-        <w:t xml:space="preserve">Godot </w:t>
-      </w:r>
-      <w:proofErr w:type="spellStart"/>
-      <w:r>
-        <w:t>Engine</w:t>
-      </w:r>
-      <w:proofErr w:type="spellEnd"/>
-      <w:r>
-        <w:t xml:space="preserve"> https://godotengine.org/</w:t>
+        <w:t>Godot Engine https://godotengine.org/</w:t>
       </w:r>
       <w:r>
         <w:br/>
@@ -1485,13 +1342,8 @@
       </w:r>
     </w:p>
     <w:p>
-      <w:proofErr w:type="spellStart"/>
-      <w:r>
-        <w:t>Github</w:t>
-      </w:r>
-      <w:proofErr w:type="spellEnd"/>
-      <w:r>
-        <w:t xml:space="preserve"> https://github.com/</w:t>
+      <w:r>
+        <w:t>Github https://github.com/</w:t>
       </w:r>
       <w:r>
         <w:br/>
@@ -1499,13 +1351,8 @@
       </w:r>
     </w:p>
     <w:p>
-      <w:proofErr w:type="spellStart"/>
-      <w:r>
-        <w:t>Blender</w:t>
-      </w:r>
-      <w:proofErr w:type="spellEnd"/>
-      <w:r>
-        <w:t xml:space="preserve"> https://www.blender.org/</w:t>
+      <w:r>
+        <w:t>Blender https://www.blender.org/</w:t>
       </w:r>
       <w:r>
         <w:br/>
@@ -1533,11 +1380,9 @@
       <w:r>
         <w:t xml:space="preserve">Godot </w:t>
       </w:r>
-      <w:proofErr w:type="spellStart"/>
       <w:r>
         <w:t>Engine</w:t>
       </w:r>
-      <w:proofErr w:type="spellEnd"/>
       <w:r>
         <w:t xml:space="preserve"> dokumentatsioon https://docs.godotengine.org/en/stable/</w:t>
       </w:r>
@@ -1559,30 +1404,57 @@
       </w:r>
     </w:p>
     <w:p>
-      <w:proofErr w:type="spellStart"/>
-      <w:r>
-        <w:t>Factorio</w:t>
-      </w:r>
-      <w:proofErr w:type="spellEnd"/>
-      <w:r>
-        <w:t xml:space="preserve"> arendajate blogi https://www.factorio.com/blog/</w:t>
+      <w:r>
+        <w:t>Factorio arendajate blogi https://www.factorio.com/blog/</w:t>
       </w:r>
       <w:r>
         <w:br/>
         <w:t>Väga kasulik allikas minu mängu jaoks.</w:t>
       </w:r>
       <w:r>
-        <w:t xml:space="preserve"> Seal on räägitud kuidas </w:t>
-      </w:r>
-      <w:proofErr w:type="spellStart"/>
-      <w:r>
-        <w:t>Factorio</w:t>
-      </w:r>
-      <w:proofErr w:type="spellEnd"/>
-      <w:r>
-        <w:t xml:space="preserve"> arendajad mõningaid probleeme mängu tegemisel lahendasid.</w:t>
-      </w:r>
-    </w:p>
+        <w:t xml:space="preserve"> Seal on räägitud kuidas Factorio arendajad mõningaid probleeme mängu tegemisel lahendasid.</w:t>
+      </w:r>
+    </w:p>
+    <w:p>
+      <w:r>
+        <w:t>Mängu tegemist alustasin Godot projekti ning Githubi hoidla loomisega. Godot kasutan mängu enda tegemiseks. Githubi laen üles mängu uuendused ja erinevad versioonid, et oleks olemas tagavara koht kus õnnetuse korral saab versiooni tagasi keerata, seal on ka mugav üles laadida valmis mängitavaid versioone mida on ka lihtne avalikult jagada.</w:t>
+      </w:r>
+    </w:p>
+    <w:p>
+      <w:r>
+        <w:t>Ideed minu mängu jaoks tulid tavaliselt peale minu inspiratsiooni Factorio mängimist või selle arendajate blogi lugemist. Näiteks enne kui mu mängul oli lõpp</w:t>
+      </w:r>
+      <w:r>
+        <w:t xml:space="preserve"> </w:t>
+      </w:r>
+      <w:r>
+        <w:t>eesmärk arvasin et mäng oli lõpuks selle jaoks valmis, kuid pärast Factorio mängimist ja enda mänguga võrdlemist sain aru</w:t>
+      </w:r>
+      <w:r>
+        <w:t>,</w:t>
+      </w:r>
+      <w:r>
+        <w:t xml:space="preserve"> et mul on puudu </w:t>
+      </w:r>
+      <w:r>
+        <w:t>ehitis mis jagab ühe konveieri mitmeks, mis on väga kasulik kuna sellega saab toita mitmeid ehitisi sama konveieriga</w:t>
+      </w:r>
+      <w:r>
+        <w:t>.</w:t>
+      </w:r>
+    </w:p>
+    <w:p/>
+    <w:p>
+      <w:r>
+        <w:lastRenderedPageBreak/>
+        <w:t>What game got in it</w:t>
+      </w:r>
+      <w:r>
+        <w:br/>
+        <w:t>plan? Plan??? Plan??????????</w:t>
+      </w:r>
+    </w:p>
+    <w:p/>
     <w:p>
       <w:r>
         <w:br w:type="page"/>

--- a/Kirjalik osa/Logistika mäng praktiline töö UPT.docx
+++ b/Kirjalik osa/Logistika mäng praktiline töö UPT.docx
@@ -198,8 +198,18 @@
           <w:sz w:val="28"/>
           <w:szCs w:val="28"/>
         </w:rPr>
-        <w:t>Juhendaja: Allar Aav</w:t>
-      </w:r>
+        <w:t xml:space="preserve">Juhendaja: Allar </w:t>
+      </w:r>
+      <w:proofErr w:type="spellStart"/>
+      <w:r>
+        <w:rPr>
+          <w:rFonts w:cs="Times New Roman"/>
+          <w:sz w:val="28"/>
+          <w:szCs w:val="28"/>
+        </w:rPr>
+        <w:t>Aav</w:t>
+      </w:r>
+      <w:proofErr w:type="spellEnd"/>
     </w:p>
     <w:p>
       <w:pPr>
@@ -824,82 +834,69 @@
       <w:r>
         <w:t xml:space="preserve">, </w:t>
       </w:r>
+      <w:proofErr w:type="spellStart"/>
       <w:r>
         <w:rPr>
           <w:i/>
           <w:iCs/>
         </w:rPr>
-        <w:t>Dyson Sphere Program</w:t>
-      </w:r>
-      <w:r>
-        <w:t xml:space="preserve"> ja </w:t>
-      </w:r>
+        <w:t>Dyson</w:t>
+      </w:r>
+      <w:proofErr w:type="spellEnd"/>
       <w:r>
         <w:rPr>
           <w:i/>
           <w:iCs/>
         </w:rPr>
-        <w:t>Satisfactory</w:t>
-      </w:r>
-      <w:r>
-        <w:t xml:space="preserve">. </w:t>
-      </w:r>
-      <w:r>
-        <w:t>Nende mängude põhimõte on ehitada tehas või baas mis iseseisvalt täidab mingisugust eesmärki. Valisin sellised žanrid oma mängu jaoks kuna need on minu lemmiktüüpi mängud.</w:t>
-      </w:r>
-    </w:p>
-    <w:p>
-      <w:r>
-        <w:t xml:space="preserve">Sellesse žanrisse kuuluvad mängud, nagu </w:t>
-      </w:r>
+        <w:t xml:space="preserve"> </w:t>
+      </w:r>
+      <w:proofErr w:type="spellStart"/>
       <w:r>
         <w:rPr>
           <w:i/>
           <w:iCs/>
         </w:rPr>
-        <w:t>Factorio</w:t>
-      </w:r>
-      <w:r>
-        <w:t xml:space="preserve">, </w:t>
-      </w:r>
+        <w:t>Sphere</w:t>
+      </w:r>
+      <w:proofErr w:type="spellEnd"/>
       <w:r>
         <w:rPr>
           <w:i/>
           <w:iCs/>
         </w:rPr>
-        <w:t>Dyson Sphere Program</w:t>
-      </w:r>
-      <w:r>
-        <w:t xml:space="preserve"> ja </w:t>
-      </w:r>
+        <w:t xml:space="preserve"> </w:t>
+      </w:r>
+      <w:proofErr w:type="spellStart"/>
       <w:r>
         <w:rPr>
           <w:i/>
           <w:iCs/>
         </w:rPr>
-        <w:t>Satisfactory</w:t>
-      </w:r>
-      <w:r>
-        <w:t>, keskenduvad kõik ühele suurele eesmärgile: ehitada toimiv, iseseisev ja üha arenev tootmissüsteem. Mängija alustab tavaliselt väga lihtsatest vahenditest ja piiratud ressurssidest, kuid samm-sammult rajab ta järjest keerukama tehase või tööstusliku baasi, mis suudab automaatselt koguda, töödelda ja transportida materjale. Mängu edenedes kasvab vajadus tõhususe ja optimeerimise järele, mis suunab mängijat pidevalt oma süsteeme täiustama ning looma nutikaid lahendusi, et kõik protsessid toimiksid võimalikult sujuvalt. Lõppeesmärk ei ole ainult ressursside kogumine, vaid kogu tööstusahela selline ülesehitamine, et see töötaks iseseisvalt ja võimalikult efektiivselt, võimaldades mängijal tegeleda üha keerukamate väljakutsetega.</w:t>
-      </w:r>
-      <w:r>
-        <w:br/>
-      </w:r>
-      <w:r>
-        <w:br/>
-      </w:r>
-      <w:r>
-        <w:t xml:space="preserve">Nendes mängudes esineb tavaliselt ka mingi pidurdav element, näiteks kahanevad ressursid, kohalik fauna või maavälised vaenlased. Minu mängus neid konkreetseid elemente ei esine, kuna nende lisamine võtaks palju aega. Teine põhjus, miks ma ei soovi sellist elementi lisada, on mängu fookuse tihendamine. Näiteks </w:t>
-      </w:r>
+        <w:t>Program</w:t>
+      </w:r>
+      <w:proofErr w:type="spellEnd"/>
+      <w:r>
+        <w:t xml:space="preserve"> ja </w:t>
+      </w:r>
+      <w:proofErr w:type="spellStart"/>
       <w:r>
         <w:rPr>
           <w:i/>
           <w:iCs/>
         </w:rPr>
-        <w:t>Factorios</w:t>
-      </w:r>
-      <w:r>
-        <w:t xml:space="preserve"> on mängija vaenlaseks kohalik fauna, mis ründab ja hävitab tehast, lõhkudes masinaid ja peatades tootmisprotsessi. Paljud </w:t>
+        <w:t>Satisfactory</w:t>
+      </w:r>
+      <w:proofErr w:type="spellEnd"/>
+      <w:r>
+        <w:t xml:space="preserve">. </w:t>
+      </w:r>
+      <w:r>
+        <w:t>Nende mängude põhimõte on ehitada tehas või baas mis iseseisvalt täidab mingisugust eesmärki. Valisin sellised žanrid oma mängu jaoks kuna need on minu lemmiktüüpi mängud.</w:t>
+      </w:r>
+    </w:p>
+    <w:p>
+      <w:r>
+        <w:t xml:space="preserve">Sellesse žanrisse kuuluvad mängud, nagu </w:t>
       </w:r>
       <w:r>
         <w:rPr>
@@ -909,6 +906,93 @@
         <w:t>Factorio</w:t>
       </w:r>
       <w:r>
+        <w:t xml:space="preserve">, </w:t>
+      </w:r>
+      <w:proofErr w:type="spellStart"/>
+      <w:r>
+        <w:rPr>
+          <w:i/>
+          <w:iCs/>
+        </w:rPr>
+        <w:t>Dyson</w:t>
+      </w:r>
+      <w:proofErr w:type="spellEnd"/>
+      <w:r>
+        <w:rPr>
+          <w:i/>
+          <w:iCs/>
+        </w:rPr>
+        <w:t xml:space="preserve"> </w:t>
+      </w:r>
+      <w:proofErr w:type="spellStart"/>
+      <w:r>
+        <w:rPr>
+          <w:i/>
+          <w:iCs/>
+        </w:rPr>
+        <w:t>Sphere</w:t>
+      </w:r>
+      <w:proofErr w:type="spellEnd"/>
+      <w:r>
+        <w:rPr>
+          <w:i/>
+          <w:iCs/>
+        </w:rPr>
+        <w:t xml:space="preserve"> </w:t>
+      </w:r>
+      <w:proofErr w:type="spellStart"/>
+      <w:r>
+        <w:rPr>
+          <w:i/>
+          <w:iCs/>
+        </w:rPr>
+        <w:t>Program</w:t>
+      </w:r>
+      <w:proofErr w:type="spellEnd"/>
+      <w:r>
+        <w:t xml:space="preserve"> ja </w:t>
+      </w:r>
+      <w:proofErr w:type="spellStart"/>
+      <w:r>
+        <w:rPr>
+          <w:i/>
+          <w:iCs/>
+        </w:rPr>
+        <w:t>Satisfactory</w:t>
+      </w:r>
+      <w:proofErr w:type="spellEnd"/>
+      <w:r>
+        <w:t>, keskenduvad kõik ühele suurele eesmärgile: ehitada toimiv, iseseisev ja üha arenev tootmissüsteem. Mängija alustab tavaliselt väga lihtsatest vahenditest ja piiratud ressurssidest, kuid samm-sammult rajab ta järjest keerukama tehase või tööstusliku baasi, mis suudab automaatselt koguda, töödelda ja transportida materjale. Mängu edenedes kasvab vajadus tõhususe ja optimeerimise järele, mis suunab mängijat pidevalt oma süsteeme täiustama ning looma nutikaid lahendusi, et kõik protsessid toimiksid võimalikult sujuvalt. Lõppeesmärk ei ole ainult ressursside kogumine, vaid kogu tööstusahela selline ülesehitamine, et see töötaks iseseisvalt ja võimalikult efektiivselt, võimaldades mängijal tegeleda üha keerukamate väljakutsetega.</w:t>
+      </w:r>
+      <w:r>
+        <w:br/>
+      </w:r>
+      <w:r>
+        <w:br/>
+      </w:r>
+      <w:r>
+        <w:t xml:space="preserve">Nendes mängudes esineb tavaliselt ka mingi pidurdav element, näiteks kahanevad ressursid, kohalik fauna või maavälised vaenlased. Minu mängus neid konkreetseid elemente ei esine, kuna nende lisamine võtaks palju aega. Teine põhjus, miks ma ei soovi sellist elementi lisada, on mängu fookuse tihendamine. Näiteks </w:t>
+      </w:r>
+      <w:proofErr w:type="spellStart"/>
+      <w:r>
+        <w:rPr>
+          <w:i/>
+          <w:iCs/>
+        </w:rPr>
+        <w:t>Factorios</w:t>
+      </w:r>
+      <w:proofErr w:type="spellEnd"/>
+      <w:r>
+        <w:t xml:space="preserve"> on mängija vaenlaseks kohalik fauna, mis ründab ja hävitab tehast, lõhkudes masinaid ja peatades tootmisprotsessi. Paljud </w:t>
+      </w:r>
+      <w:r>
+        <w:rPr>
+          <w:i/>
+          <w:iCs/>
+        </w:rPr>
+        <w:t>Factorio</w:t>
+      </w:r>
+      <w:r>
         <w:t xml:space="preserve"> mängijad lülitavad selle osa mängust välja, sest nad tahavad keskenduda ainult ehitamisele ja probleemide lahendamisele, mis nende tehases esinevad </w:t>
       </w:r>
       <w:r>
@@ -946,7 +1030,31 @@
     </w:p>
     <w:p>
       <w:r>
-        <w:t>Kavas oli esitatud kriteerium luua videomäng, mis sarnaneb sama žanri teostele nagu „Factorio“ (2020) ja „Dyson Sphere Program“ (2021).</w:t>
+        <w:t>Kavas oli esitatud kriteerium luua videomäng, mis sarnaneb sama žanri teostele nagu „Factorio“ (2020) ja „</w:t>
+      </w:r>
+      <w:proofErr w:type="spellStart"/>
+      <w:r>
+        <w:t>Dyson</w:t>
+      </w:r>
+      <w:proofErr w:type="spellEnd"/>
+      <w:r>
+        <w:t xml:space="preserve"> </w:t>
+      </w:r>
+      <w:proofErr w:type="spellStart"/>
+      <w:r>
+        <w:t>Sphere</w:t>
+      </w:r>
+      <w:proofErr w:type="spellEnd"/>
+      <w:r>
+        <w:t xml:space="preserve"> </w:t>
+      </w:r>
+      <w:proofErr w:type="spellStart"/>
+      <w:r>
+        <w:t>Program</w:t>
+      </w:r>
+      <w:proofErr w:type="spellEnd"/>
+      <w:r>
+        <w:t>“ (2021).</w:t>
       </w:r>
       <w:r>
         <w:br/>
@@ -1112,8 +1220,13 @@
           </w:tcPr>
           <w:p>
             <w:r>
-              <w:t>Kasutatavus/Mängitavus</w:t>
+              <w:t>Kasutatavus/</w:t>
             </w:r>
+            <w:proofErr w:type="spellStart"/>
+            <w:r>
+              <w:t>Mängitavus</w:t>
+            </w:r>
+            <w:proofErr w:type="spellEnd"/>
           </w:p>
         </w:tc>
         <w:tc>
@@ -1122,7 +1235,15 @@
           </w:tcPr>
           <w:p>
             <w:r>
-              <w:t>Mängus on võimalik teha kõike mis selles leidub kasutades ainult infot mida mängu sees on võimalik leida leida.</w:t>
+              <w:t xml:space="preserve">Mängus on võimalik teha kõike mis selles leidub kasutades ainult infot mida mängu sees on võimalik leida </w:t>
+            </w:r>
+            <w:proofErr w:type="spellStart"/>
+            <w:r>
+              <w:t>leida</w:t>
+            </w:r>
+            <w:proofErr w:type="spellEnd"/>
+            <w:r>
+              <w:t>.</w:t>
             </w:r>
           </w:p>
         </w:tc>
@@ -1325,38 +1446,43 @@
     </w:p>
     <w:p>
       <w:r>
-        <w:t>Mida kõik kokku kasutasin: (praegu lihtsalt ajutine, kirjuta ümber pärast)</w:t>
-      </w:r>
-      <w:r>
-        <w:br/>
-        <w:t>Programmid:</w:t>
-      </w:r>
-    </w:p>
-    <w:p>
-      <w:r>
-        <w:t>Godot Engine https://godotengine.org/</w:t>
-      </w:r>
-      <w:r>
-        <w:br/>
-        <w:t>Põhi töövahend, suurem osa tööst toimus siin.</w:t>
-      </w:r>
-    </w:p>
-    <w:p>
-      <w:r>
-        <w:t>Github https://github.com/</w:t>
-      </w:r>
-      <w:r>
-        <w:br/>
-        <w:t>Projekti organiseerimiseks, varude tegemiseks.</w:t>
-      </w:r>
-    </w:p>
-    <w:p>
-      <w:r>
-        <w:t>Blender https://www.blender.org/</w:t>
-      </w:r>
-      <w:r>
-        <w:br/>
-        <w:t>Väheste 3d mudelite tegemiseks</w:t>
+        <w:t xml:space="preserve">Mängu tegemist alustasin Godot projekti ning </w:t>
+      </w:r>
+      <w:proofErr w:type="spellStart"/>
+      <w:r>
+        <w:t>Githubi</w:t>
+      </w:r>
+      <w:proofErr w:type="spellEnd"/>
+      <w:r>
+        <w:t xml:space="preserve"> hoidla loomisega. Godot kasutan mängu enda tegemiseks. </w:t>
+      </w:r>
+      <w:proofErr w:type="spellStart"/>
+      <w:r>
+        <w:t>Githubi</w:t>
+      </w:r>
+      <w:proofErr w:type="spellEnd"/>
+      <w:r>
+        <w:t xml:space="preserve"> laen üles mängu uuendused ja erinevad versioonid, et oleks olemas tagavara koht kus õnnetuse korral saab versiooni tagasi keerata, seal on ka mugav üles laadida valmis mängitavaid versioone mida on ka lihtne avalikult jagada.</w:t>
+      </w:r>
+    </w:p>
+    <w:p>
+      <w:r>
+        <w:t>Ideed minu mängu jaoks tulid tavaliselt peale minu inspiratsiooni Factorio mängimist või selle arendajate blogi lugemist. Näiteks enne kui mu mängul oli lõpp</w:t>
+      </w:r>
+      <w:r>
+        <w:t xml:space="preserve"> </w:t>
+      </w:r>
+      <w:r>
+        <w:t>eesmärk arvasin et mäng oli lõpuks selle jaoks valmis, kuid pärast Factorio mängimist ja enda mänguga võrdlemist sain aru</w:t>
+      </w:r>
+      <w:r>
+        <w:t>,</w:t>
+      </w:r>
+      <w:r>
+        <w:t xml:space="preserve"> et mul on puudu </w:t>
+      </w:r>
+      <w:r>
+        <w:t>ehitis mis jagab ühe konveieri mitmeks, mis on väga kasulik kuna sellega saab toita mitmeid ehitisi sama konveieriga</w:t>
       </w:r>
       <w:r>
         <w:t>.</w:t>
@@ -1364,94 +1490,37 @@
     </w:p>
     <w:p>
       <w:r>
-        <w:t>Paint.net https://www.getpaint.net/</w:t>
-      </w:r>
-      <w:r>
-        <w:br/>
-        <w:t>pildifailide ja tekstuuride monteerimiseks.</w:t>
-      </w:r>
-    </w:p>
-    <w:p>
-      <w:r>
-        <w:t>Materjalid:</w:t>
-      </w:r>
-    </w:p>
-    <w:p>
-      <w:r>
-        <w:t xml:space="preserve">Godot </w:t>
-      </w:r>
-      <w:r>
-        <w:t>Engine</w:t>
-      </w:r>
-      <w:r>
-        <w:t xml:space="preserve"> dokumentatsioon https://docs.godotengine.org/en/stable/</w:t>
-      </w:r>
-      <w:r>
-        <w:br/>
-        <w:t>põhiline abivahend</w:t>
-      </w:r>
-      <w:r>
-        <w:t xml:space="preserve"> ja infoallikas mängutegemise</w:t>
-      </w:r>
-      <w:r>
-        <w:t xml:space="preserve"> ja programmeerimise</w:t>
-      </w:r>
-      <w:r>
-        <w:t xml:space="preserve"> jaoks</w:t>
-      </w:r>
-      <w:r>
-        <w:t>.</w:t>
-      </w:r>
-    </w:p>
-    <w:p>
-      <w:r>
-        <w:t>Factorio arendajate blogi https://www.factorio.com/blog/</w:t>
-      </w:r>
-      <w:r>
-        <w:br/>
-        <w:t>Väga kasulik allikas minu mängu jaoks.</w:t>
-      </w:r>
-      <w:r>
-        <w:t xml:space="preserve"> Seal on räägitud kuidas Factorio arendajad mõningaid probleeme mängu tegemisel lahendasid.</w:t>
-      </w:r>
-    </w:p>
-    <w:p>
-      <w:r>
-        <w:t>Mängu tegemist alustasin Godot projekti ning Githubi hoidla loomisega. Godot kasutan mängu enda tegemiseks. Githubi laen üles mängu uuendused ja erinevad versioonid, et oleks olemas tagavara koht kus õnnetuse korral saab versiooni tagasi keerata, seal on ka mugav üles laadida valmis mängitavaid versioone mida on ka lihtne avalikult jagada.</w:t>
-      </w:r>
-    </w:p>
-    <w:p>
-      <w:r>
-        <w:t>Ideed minu mängu jaoks tulid tavaliselt peale minu inspiratsiooni Factorio mängimist või selle arendajate blogi lugemist. Näiteks enne kui mu mängul oli lõpp</w:t>
-      </w:r>
-      <w:r>
-        <w:t xml:space="preserve"> </w:t>
-      </w:r>
-      <w:r>
-        <w:t>eesmärk arvasin et mäng oli lõpuks selle jaoks valmis, kuid pärast Factorio mängimist ja enda mänguga võrdlemist sain aru</w:t>
-      </w:r>
-      <w:r>
-        <w:t>,</w:t>
-      </w:r>
-      <w:r>
-        <w:t xml:space="preserve"> et mul on puudu </w:t>
-      </w:r>
-      <w:r>
-        <w:t>ehitis mis jagab ühe konveieri mitmeks, mis on väga kasulik kuna sellega saab toita mitmeid ehitisi sama konveieriga</w:t>
-      </w:r>
-      <w:r>
-        <w:t>.</w:t>
-      </w:r>
-    </w:p>
-    <w:p/>
-    <w:p>
+        <w:t>Kõige suurem hulk aega läks ideede proovimiseks ning arendamiseks, oli mit</w:t>
+      </w:r>
+      <w:r>
+        <w:t>u olukorda kus proovisin mõnda ideed või lahendust probleemile ning sellele võisin kulutada mitmeid tunde ning lõpuks ei jõudnud ma kuskile. Kui mul oli mõni idee mille läbiviimist oskasin ette kujutada kuid mitte läbi viia, vaatasin Godot dokumentatsiooni, kuna seal annab iga Godot komponendi kohta seletuse ning kasutusala mis aitas mitmeid kordi mõnda lahendust leida või läbi viia.</w:t>
+      </w:r>
+    </w:p>
+    <w:p>
+      <w:r>
+        <w:t xml:space="preserve">Mängu visuaalsele poolele ma eriti aega ei pühendanud kuna ma pole sellest eriti hea ning ei pea seda kõige tähtsamaks mängu jaoks. Mängus peaks olema huvitavad mehhaanikad ning süsteemid üle hea väljanägemise. Minu inspiratsioon, Factorio, oli sarnaselt halva väljanägemisega siis kui see algul välja tuli ning isegi praegugi, kuid mängijad ei pane seda eriti tähele kuna see on väga kaasahaarav ja hästi lihvitud mäng. Tavaliselt kui on mänguarendajal kehv graafikate tegemise oskus kuid hea süsteemide loomise oskus saab ta teha väga eduka mängu, sellele võib olla üheks kuulsaks näiteks </w:t>
+      </w:r>
+      <w:proofErr w:type="spellStart"/>
+      <w:r>
+        <w:t>Dwarf</w:t>
+      </w:r>
+      <w:proofErr w:type="spellEnd"/>
+      <w:r>
+        <w:t xml:space="preserve"> Fortress, mis nägi suurema osa oma varajastest aastatest välja nagu Exceli arvutustabel, kuid vaevu nähtava graafika all on sügavad ja huvi pakkuvad süsteemid, mida edastatakse rohkem tekstkirjelduste kui ikoonide abil.</w:t>
+      </w:r>
+    </w:p>
+    <w:p>
+      <w:r>
+        <w:br w:type="page"/>
+      </w:r>
+    </w:p>
+    <w:p>
+      <w:pPr>
+        <w:pStyle w:val="Heading1"/>
+      </w:pPr>
       <w:r>
         <w:lastRenderedPageBreak/>
-        <w:t>What game got in it</w:t>
-      </w:r>
-      <w:r>
-        <w:br/>
-        <w:t>plan? Plan??? Plan??????????</w:t>
+        <w:t>REFLEKTSIOON</w:t>
       </w:r>
     </w:p>
     <w:p/>

--- a/Kirjalik osa/Logistika mäng praktiline töö UPT.docx
+++ b/Kirjalik osa/Logistika mäng praktiline töö UPT.docx
@@ -198,18 +198,8 @@
           <w:sz w:val="28"/>
           <w:szCs w:val="28"/>
         </w:rPr>
-        <w:t xml:space="preserve">Juhendaja: Allar </w:t>
-      </w:r>
-      <w:proofErr w:type="spellStart"/>
-      <w:r>
-        <w:rPr>
-          <w:rFonts w:cs="Times New Roman"/>
-          <w:sz w:val="28"/>
-          <w:szCs w:val="28"/>
-        </w:rPr>
-        <w:t>Aav</w:t>
-      </w:r>
-      <w:proofErr w:type="spellEnd"/>
+        <w:t>Juhendaja: Allar Aav</w:t>
+      </w:r>
     </w:p>
     <w:p>
       <w:pPr>
@@ -284,7 +274,6 @@
           <w:rFonts w:asciiTheme="minorHAnsi" w:hAnsiTheme="minorHAnsi"/>
           <w:noProof/>
           <w:szCs w:val="24"/>
-          <w:lang w:val="en-GB"/>
         </w:rPr>
       </w:pPr>
       <w:hyperlink w:anchor="_Toc216038212" w:history="1">
@@ -358,7 +347,6 @@
           <w:rFonts w:asciiTheme="minorHAnsi" w:hAnsiTheme="minorHAnsi"/>
           <w:noProof/>
           <w:szCs w:val="24"/>
-          <w:lang w:val="en-GB"/>
         </w:rPr>
       </w:pPr>
       <w:hyperlink w:anchor="_Toc216038213" w:history="1">
@@ -429,7 +417,6 @@
           <w:rFonts w:asciiTheme="minorHAnsi" w:hAnsiTheme="minorHAnsi"/>
           <w:noProof/>
           <w:szCs w:val="24"/>
-          <w:lang w:val="en-GB"/>
         </w:rPr>
       </w:pPr>
       <w:hyperlink w:anchor="_Toc216038214" w:history="1">
@@ -500,7 +487,6 @@
           <w:rFonts w:asciiTheme="minorHAnsi" w:hAnsiTheme="minorHAnsi"/>
           <w:noProof/>
           <w:szCs w:val="24"/>
-          <w:lang w:val="en-GB"/>
         </w:rPr>
       </w:pPr>
       <w:hyperlink w:anchor="_Toc216038215" w:history="1">
@@ -571,7 +557,6 @@
           <w:rFonts w:asciiTheme="minorHAnsi" w:hAnsiTheme="minorHAnsi"/>
           <w:noProof/>
           <w:szCs w:val="24"/>
-          <w:lang w:val="en-GB"/>
         </w:rPr>
       </w:pPr>
       <w:hyperlink w:anchor="_Toc216038216" w:history="1">
@@ -642,7 +627,6 @@
           <w:rFonts w:asciiTheme="minorHAnsi" w:hAnsiTheme="minorHAnsi"/>
           <w:noProof/>
           <w:szCs w:val="24"/>
-          <w:lang w:val="en-GB"/>
         </w:rPr>
       </w:pPr>
       <w:hyperlink w:anchor="_Toc216038217" w:history="1">
@@ -713,7 +697,6 @@
           <w:rFonts w:asciiTheme="minorHAnsi" w:hAnsiTheme="minorHAnsi"/>
           <w:noProof/>
           <w:szCs w:val="24"/>
-          <w:lang w:val="en-GB"/>
         </w:rPr>
       </w:pPr>
       <w:hyperlink w:anchor="_Toc216038218" w:history="1">
@@ -834,69 +817,80 @@
       <w:r>
         <w:t xml:space="preserve">, </w:t>
       </w:r>
-      <w:proofErr w:type="spellStart"/>
       <w:r>
         <w:rPr>
           <w:i/>
           <w:iCs/>
         </w:rPr>
-        <w:t>Dyson</w:t>
-      </w:r>
-      <w:proofErr w:type="spellEnd"/>
+        <w:t>Dyson Sphere Program</w:t>
+      </w:r>
+      <w:r>
+        <w:t xml:space="preserve"> ja </w:t>
+      </w:r>
       <w:r>
         <w:rPr>
           <w:i/>
           <w:iCs/>
         </w:rPr>
-        <w:t xml:space="preserve"> </w:t>
-      </w:r>
-      <w:proofErr w:type="spellStart"/>
+        <w:t>Satisfactory</w:t>
+      </w:r>
+      <w:r>
+        <w:t xml:space="preserve">. </w:t>
+      </w:r>
+      <w:r>
+        <w:t>Nende mängude põhimõte on ehitada tehas või baas mis iseseisvalt täidab mingisugust eesmärki. Valisin sellised žanrid oma mängu jaoks kuna need on minu lemmiktüüpi mängud.</w:t>
+      </w:r>
+    </w:p>
+    <w:p>
+      <w:r>
+        <w:t xml:space="preserve">Sellesse žanrisse kuuluvad mängud, nagu </w:t>
+      </w:r>
       <w:r>
         <w:rPr>
           <w:i/>
           <w:iCs/>
         </w:rPr>
-        <w:t>Sphere</w:t>
-      </w:r>
-      <w:proofErr w:type="spellEnd"/>
+        <w:t>Factorio</w:t>
+      </w:r>
+      <w:r>
+        <w:t xml:space="preserve">, </w:t>
+      </w:r>
       <w:r>
         <w:rPr>
           <w:i/>
           <w:iCs/>
         </w:rPr>
-        <w:t xml:space="preserve"> </w:t>
-      </w:r>
-      <w:proofErr w:type="spellStart"/>
+        <w:t>Dyson Sphere Program</w:t>
+      </w:r>
+      <w:r>
+        <w:t xml:space="preserve"> ja </w:t>
+      </w:r>
       <w:r>
         <w:rPr>
           <w:i/>
           <w:iCs/>
         </w:rPr>
-        <w:t>Program</w:t>
-      </w:r>
-      <w:proofErr w:type="spellEnd"/>
-      <w:r>
-        <w:t xml:space="preserve"> ja </w:t>
-      </w:r>
-      <w:proofErr w:type="spellStart"/>
+        <w:t>Satisfactory</w:t>
+      </w:r>
+      <w:r>
+        <w:t>, keskenduvad kõik ühele suurele eesmärgile: ehitada toimiv, iseseisev ja üha arenev tootmissüsteem. Mängija alustab tavaliselt väga lihtsatest vahenditest ja piiratud ressurssidest, kuid samm-sammult rajab ta järjest keerukama tehase või tööstusliku baasi, mis suudab automaatselt koguda, töödelda ja transportida materjale. Mängu edenedes kasvab vajadus tõhususe ja optimeerimise järele, mis suunab mängijat pidevalt oma süsteeme täiustama ning looma nutikaid lahendusi, et kõik protsessid toimiksid võimalikult sujuvalt. Lõppeesmärk ei ole ainult ressursside kogumine, vaid kogu tööstusahela selline ülesehitamine, et see töötaks iseseisvalt ja võimalikult efektiivselt, võimaldades mängijal tegeleda üha keerukamate väljakutsetega.</w:t>
+      </w:r>
+      <w:r>
+        <w:br/>
+      </w:r>
+      <w:r>
+        <w:br/>
+        <w:t xml:space="preserve">Nendes mängudes esineb tavaliselt ka mingi pidurdav element, näiteks kahanevad ressursid, kohalik fauna või maavälised vaenlased. Minu mängus neid konkreetseid elemente ei esine, kuna nende lisamine võtaks palju aega. Teine põhjus, miks ma ei soovi sellist elementi lisada, on mängu fookuse tihendamine. Näiteks </w:t>
+      </w:r>
       <w:r>
         <w:rPr>
           <w:i/>
           <w:iCs/>
         </w:rPr>
-        <w:t>Satisfactory</w:t>
-      </w:r>
-      <w:proofErr w:type="spellEnd"/>
-      <w:r>
-        <w:t xml:space="preserve">. </w:t>
-      </w:r>
-      <w:r>
-        <w:t>Nende mängude põhimõte on ehitada tehas või baas mis iseseisvalt täidab mingisugust eesmärki. Valisin sellised žanrid oma mängu jaoks kuna need on minu lemmiktüüpi mängud.</w:t>
-      </w:r>
-    </w:p>
-    <w:p>
-      <w:r>
-        <w:t xml:space="preserve">Sellesse žanrisse kuuluvad mängud, nagu </w:t>
+        <w:t>Factorios</w:t>
+      </w:r>
+      <w:r>
+        <w:t xml:space="preserve"> on mängija vaenlaseks kohalik fauna, mis ründab ja hävitab tehast, lõhkudes masinaid ja peatades tootmisprotsessi. Paljud </w:t>
       </w:r>
       <w:r>
         <w:rPr>
@@ -906,93 +900,6 @@
         <w:t>Factorio</w:t>
       </w:r>
       <w:r>
-        <w:t xml:space="preserve">, </w:t>
-      </w:r>
-      <w:proofErr w:type="spellStart"/>
-      <w:r>
-        <w:rPr>
-          <w:i/>
-          <w:iCs/>
-        </w:rPr>
-        <w:t>Dyson</w:t>
-      </w:r>
-      <w:proofErr w:type="spellEnd"/>
-      <w:r>
-        <w:rPr>
-          <w:i/>
-          <w:iCs/>
-        </w:rPr>
-        <w:t xml:space="preserve"> </w:t>
-      </w:r>
-      <w:proofErr w:type="spellStart"/>
-      <w:r>
-        <w:rPr>
-          <w:i/>
-          <w:iCs/>
-        </w:rPr>
-        <w:t>Sphere</w:t>
-      </w:r>
-      <w:proofErr w:type="spellEnd"/>
-      <w:r>
-        <w:rPr>
-          <w:i/>
-          <w:iCs/>
-        </w:rPr>
-        <w:t xml:space="preserve"> </w:t>
-      </w:r>
-      <w:proofErr w:type="spellStart"/>
-      <w:r>
-        <w:rPr>
-          <w:i/>
-          <w:iCs/>
-        </w:rPr>
-        <w:t>Program</w:t>
-      </w:r>
-      <w:proofErr w:type="spellEnd"/>
-      <w:r>
-        <w:t xml:space="preserve"> ja </w:t>
-      </w:r>
-      <w:proofErr w:type="spellStart"/>
-      <w:r>
-        <w:rPr>
-          <w:i/>
-          <w:iCs/>
-        </w:rPr>
-        <w:t>Satisfactory</w:t>
-      </w:r>
-      <w:proofErr w:type="spellEnd"/>
-      <w:r>
-        <w:t>, keskenduvad kõik ühele suurele eesmärgile: ehitada toimiv, iseseisev ja üha arenev tootmissüsteem. Mängija alustab tavaliselt väga lihtsatest vahenditest ja piiratud ressurssidest, kuid samm-sammult rajab ta järjest keerukama tehase või tööstusliku baasi, mis suudab automaatselt koguda, töödelda ja transportida materjale. Mängu edenedes kasvab vajadus tõhususe ja optimeerimise järele, mis suunab mängijat pidevalt oma süsteeme täiustama ning looma nutikaid lahendusi, et kõik protsessid toimiksid võimalikult sujuvalt. Lõppeesmärk ei ole ainult ressursside kogumine, vaid kogu tööstusahela selline ülesehitamine, et see töötaks iseseisvalt ja võimalikult efektiivselt, võimaldades mängijal tegeleda üha keerukamate väljakutsetega.</w:t>
-      </w:r>
-      <w:r>
-        <w:br/>
-      </w:r>
-      <w:r>
-        <w:br/>
-      </w:r>
-      <w:r>
-        <w:t xml:space="preserve">Nendes mängudes esineb tavaliselt ka mingi pidurdav element, näiteks kahanevad ressursid, kohalik fauna või maavälised vaenlased. Minu mängus neid konkreetseid elemente ei esine, kuna nende lisamine võtaks palju aega. Teine põhjus, miks ma ei soovi sellist elementi lisada, on mängu fookuse tihendamine. Näiteks </w:t>
-      </w:r>
-      <w:proofErr w:type="spellStart"/>
-      <w:r>
-        <w:rPr>
-          <w:i/>
-          <w:iCs/>
-        </w:rPr>
-        <w:t>Factorios</w:t>
-      </w:r>
-      <w:proofErr w:type="spellEnd"/>
-      <w:r>
-        <w:t xml:space="preserve"> on mängija vaenlaseks kohalik fauna, mis ründab ja hävitab tehast, lõhkudes masinaid ja peatades tootmisprotsessi. Paljud </w:t>
-      </w:r>
-      <w:r>
-        <w:rPr>
-          <w:i/>
-          <w:iCs/>
-        </w:rPr>
-        <w:t>Factorio</w:t>
-      </w:r>
-      <w:r>
         <w:t xml:space="preserve"> mängijad lülitavad selle osa mängust välja, sest nad tahavad keskenduda ainult ehitamisele ja probleemide lahendamisele, mis nende tehases esinevad </w:t>
       </w:r>
       <w:r>
@@ -1030,31 +937,7 @@
     </w:p>
     <w:p>
       <w:r>
-        <w:t>Kavas oli esitatud kriteerium luua videomäng, mis sarnaneb sama žanri teostele nagu „Factorio“ (2020) ja „</w:t>
-      </w:r>
-      <w:proofErr w:type="spellStart"/>
-      <w:r>
-        <w:t>Dyson</w:t>
-      </w:r>
-      <w:proofErr w:type="spellEnd"/>
-      <w:r>
-        <w:t xml:space="preserve"> </w:t>
-      </w:r>
-      <w:proofErr w:type="spellStart"/>
-      <w:r>
-        <w:t>Sphere</w:t>
-      </w:r>
-      <w:proofErr w:type="spellEnd"/>
-      <w:r>
-        <w:t xml:space="preserve"> </w:t>
-      </w:r>
-      <w:proofErr w:type="spellStart"/>
-      <w:r>
-        <w:t>Program</w:t>
-      </w:r>
-      <w:proofErr w:type="spellEnd"/>
-      <w:r>
-        <w:t>“ (2021).</w:t>
+        <w:t>Kavas oli esitatud kriteerium luua videomäng, mis sarnaneb sama žanri teostele nagu „Factorio“ (2020) ja „Dyson Sphere Program“ (2021).</w:t>
       </w:r>
       <w:r>
         <w:br/>
@@ -1063,16 +946,7 @@
     </w:p>
     <w:p>
       <w:r>
-        <w:t>Nende mängude keskne eesmärk on rajada omavahel seotud masinatest ja tootmisliinidest koosnev tehas, mis suudab pärast ülesehitamist iseseisvalt toimida ning muuta toorainetest järjest keerukamaid l</w:t>
-      </w:r>
-      <w:r>
-        <w:t>õ</w:t>
-      </w:r>
-      <w:r>
-        <w:t xml:space="preserve">pp produkte. Sama põhimõte kehtib ka minu mängus: mängija saab paigutada kaevureid, mis koguvad tooraineid, ning korraldada nende edasi liikumist läbi konveierite ja töötlusmasinate, kuni valmib soovitud </w:t>
-      </w:r>
-      <w:r>
-        <w:t>toode.</w:t>
+        <w:t>Nende mängude keskne eesmärk on rajada omavahel seotud masinatest ja tootmisliinidest koosnev tehas, mis suudab pärast ülesehitamist iseseisvalt toimida ning muuta toorainetest järjest keerukamaid lõpp produkte. Sama põhimõte kehtib ka minu mängus: mängija saab paigutada kaevureid, mis koguvad tooraineid, ning korraldada nende edasi liikumist läbi konveierite ja töötlusmasinate, kuni valmib soovitud toode.</w:t>
       </w:r>
     </w:p>
     <w:p>
@@ -1082,16 +956,82 @@
     </w:p>
     <w:p>
       <w:r>
-        <w:t>Lisaks isetöötava tootmissüsteemi loomisele on nende mängude oluline osa ka pikaajalise eesmärgi poole liikumine, olgu selleks tehnoloogiline areng, ressursside efektiivne korraldamine või keeruliste logistiliste ülesannete lahendamine. Minu mängus väljendub see kindlas tootmisülesandes: mängijale on antud konkreetne kogus lõpptoodet, mis tuleb valmis teha ja transportida määratud sihtkohta. Selle juures jälgitakse ka aja kul</w:t>
-      </w:r>
-      <w:r>
-        <w:t>umist</w:t>
-      </w:r>
-      <w:r>
-        <w:t xml:space="preserve">, mis võimaldab hinnata, kui </w:t>
-      </w:r>
-      <w:r>
-        <w:t>kiirelt suudab mängija mängu lõpuni jõuda.</w:t>
+        <w:t>Lisaks isetöötava tootmissüsteemi loomisele on nende mängude oluline osa ka pikaajalise eesmärgi poole liikumine, olgu selleks tehnoloogiline areng, ressursside efektiivne korraldamine või keeruliste logistiliste ülesannete lahendamine. Minu mängus väljendub see kindlas tootmisülesandes: mängijale on antud konkreetne kogus lõpptoodet, mis tuleb valmis teha ja transportida määratud sihtkohta. Selle juures jälgitakse ka aja kulumist, mis võimaldab hinnata, kui kiirelt suudab mängija mängu lõpuni jõuda.</w:t>
+      </w:r>
+    </w:p>
+    <w:p>
+      <w:pPr>
+        <w:keepNext/>
+      </w:pPr>
+      <w:r>
+        <w:rPr>
+          <w:noProof/>
+        </w:rPr>
+        <w:lastRenderedPageBreak/>
+        <w:drawing>
+          <wp:inline distT="0" distB="0" distL="0" distR="0" wp14:anchorId="3CA7615E" wp14:editId="2AFD9027">
+            <wp:extent cx="5731510" cy="3223895"/>
+            <wp:effectExtent l="0" t="0" r="2540" b="0"/>
+            <wp:docPr id="71690794" name="Picture 1"/>
+            <wp:cNvGraphicFramePr>
+              <a:graphicFrameLocks xmlns:a="http://schemas.openxmlformats.org/drawingml/2006/main" noChangeAspect="1"/>
+            </wp:cNvGraphicFramePr>
+            <a:graphic xmlns:a="http://schemas.openxmlformats.org/drawingml/2006/main">
+              <a:graphicData uri="http://schemas.openxmlformats.org/drawingml/2006/picture">
+                <pic:pic xmlns:pic="http://schemas.openxmlformats.org/drawingml/2006/picture">
+                  <pic:nvPicPr>
+                    <pic:cNvPr id="71690794" name=""/>
+                    <pic:cNvPicPr/>
+                  </pic:nvPicPr>
+                  <pic:blipFill>
+                    <a:blip r:embed="rId5"/>
+                    <a:stretch>
+                      <a:fillRect/>
+                    </a:stretch>
+                  </pic:blipFill>
+                  <pic:spPr>
+                    <a:xfrm>
+                      <a:off x="0" y="0"/>
+                      <a:ext cx="5731510" cy="3223895"/>
+                    </a:xfrm>
+                    <a:prstGeom prst="rect">
+                      <a:avLst/>
+                    </a:prstGeom>
+                  </pic:spPr>
+                </pic:pic>
+              </a:graphicData>
+            </a:graphic>
+          </wp:inline>
+        </w:drawing>
+      </w:r>
+    </w:p>
+    <w:p>
+      <w:pPr>
+        <w:pStyle w:val="Caption"/>
+      </w:pPr>
+      <w:r>
+        <w:t xml:space="preserve">Joonis </w:t>
+      </w:r>
+      <w:r>
+        <w:fldChar w:fldCharType="begin"/>
+      </w:r>
+      <w:r>
+        <w:instrText xml:space="preserve"> SEQ Joonis \* ARABIC </w:instrText>
+      </w:r>
+      <w:r>
+        <w:fldChar w:fldCharType="separate"/>
+      </w:r>
+      <w:r>
+        <w:rPr>
+          <w:noProof/>
+        </w:rPr>
+        <w:t>1</w:t>
+      </w:r>
+      <w:r>
+        <w:fldChar w:fldCharType="end"/>
+      </w:r>
+      <w:r>
+        <w:t xml:space="preserve"> Kuvatõmmis Factoriost, kus on kujutatud hästi arenenud tehas.</w:t>
       </w:r>
     </w:p>
     <w:p>
@@ -1220,13 +1160,8 @@
           </w:tcPr>
           <w:p>
             <w:r>
-              <w:t>Kasutatavus/</w:t>
+              <w:t>Kasutatavus/Mängitavus</w:t>
             </w:r>
-            <w:proofErr w:type="spellStart"/>
-            <w:r>
-              <w:t>Mängitavus</w:t>
-            </w:r>
-            <w:proofErr w:type="spellEnd"/>
           </w:p>
         </w:tc>
         <w:tc>
@@ -1235,15 +1170,7 @@
           </w:tcPr>
           <w:p>
             <w:r>
-              <w:t xml:space="preserve">Mängus on võimalik teha kõike mis selles leidub kasutades ainult infot mida mängu sees on võimalik leida </w:t>
-            </w:r>
-            <w:proofErr w:type="spellStart"/>
-            <w:r>
-              <w:t>leida</w:t>
-            </w:r>
-            <w:proofErr w:type="spellEnd"/>
-            <w:r>
-              <w:t>.</w:t>
+              <w:t>Mängus on võimalik teha kõike mis selles leidub kasutades ainult infot mida mängu sees on võimalik leida leida.</w:t>
             </w:r>
           </w:p>
         </w:tc>
@@ -1446,81 +1373,113 @@
     </w:p>
     <w:p>
       <w:r>
-        <w:t xml:space="preserve">Mängu tegemist alustasin Godot projekti ning </w:t>
-      </w:r>
-      <w:proofErr w:type="spellStart"/>
-      <w:r>
-        <w:t>Githubi</w:t>
-      </w:r>
-      <w:proofErr w:type="spellEnd"/>
-      <w:r>
-        <w:t xml:space="preserve"> hoidla loomisega. Godot kasutan mängu enda tegemiseks. </w:t>
-      </w:r>
-      <w:proofErr w:type="spellStart"/>
-      <w:r>
-        <w:t>Githubi</w:t>
-      </w:r>
-      <w:proofErr w:type="spellEnd"/>
-      <w:r>
-        <w:t xml:space="preserve"> laen üles mängu uuendused ja erinevad versioonid, et oleks olemas tagavara koht kus õnnetuse korral saab versiooni tagasi keerata, seal on ka mugav üles laadida valmis mängitavaid versioone mida on ka lihtne avalikult jagada.</w:t>
-      </w:r>
-    </w:p>
-    <w:p>
-      <w:r>
-        <w:t>Ideed minu mängu jaoks tulid tavaliselt peale minu inspiratsiooni Factorio mängimist või selle arendajate blogi lugemist. Näiteks enne kui mu mängul oli lõpp</w:t>
-      </w:r>
-      <w:r>
-        <w:t xml:space="preserve"> </w:t>
-      </w:r>
-      <w:r>
-        <w:t>eesmärk arvasin et mäng oli lõpuks selle jaoks valmis, kuid pärast Factorio mängimist ja enda mänguga võrdlemist sain aru</w:t>
-      </w:r>
-      <w:r>
-        <w:t>,</w:t>
-      </w:r>
-      <w:r>
-        <w:t xml:space="preserve"> et mul on puudu </w:t>
-      </w:r>
-      <w:r>
-        <w:t>ehitis mis jagab ühe konveieri mitmeks, mis on väga kasulik kuna sellega saab toita mitmeid ehitisi sama konveieriga</w:t>
-      </w:r>
-      <w:r>
-        <w:t>.</w:t>
-      </w:r>
-    </w:p>
-    <w:p>
-      <w:r>
-        <w:t>Kõige suurem hulk aega läks ideede proovimiseks ning arendamiseks, oli mit</w:t>
-      </w:r>
-      <w:r>
-        <w:t>u olukorda kus proovisin mõnda ideed või lahendust probleemile ning sellele võisin kulutada mitmeid tunde ning lõpuks ei jõudnud ma kuskile. Kui mul oli mõni idee mille läbiviimist oskasin ette kujutada kuid mitte läbi viia, vaatasin Godot dokumentatsiooni, kuna seal annab iga Godot komponendi kohta seletuse ning kasutusala mis aitas mitmeid kordi mõnda lahendust leida või läbi viia.</w:t>
-      </w:r>
-    </w:p>
-    <w:p>
-      <w:r>
-        <w:t xml:space="preserve">Mängu visuaalsele poolele ma eriti aega ei pühendanud kuna ma pole sellest eriti hea ning ei pea seda kõige tähtsamaks mängu jaoks. Mängus peaks olema huvitavad mehhaanikad ning süsteemid üle hea väljanägemise. Minu inspiratsioon, Factorio, oli sarnaselt halva väljanägemisega siis kui see algul välja tuli ning isegi praegugi, kuid mängijad ei pane seda eriti tähele kuna see on väga kaasahaarav ja hästi lihvitud mäng. Tavaliselt kui on mänguarendajal kehv graafikate tegemise oskus kuid hea süsteemide loomise oskus saab ta teha väga eduka mängu, sellele võib olla üheks kuulsaks näiteks </w:t>
-      </w:r>
-      <w:proofErr w:type="spellStart"/>
-      <w:r>
-        <w:t>Dwarf</w:t>
-      </w:r>
-      <w:proofErr w:type="spellEnd"/>
-      <w:r>
-        <w:t xml:space="preserve"> Fortress, mis nägi suurema osa oma varajastest aastatest välja nagu Exceli arvutustabel, kuid vaevu nähtava graafika all on sügavad ja huvi pakkuvad süsteemid, mida edastatakse rohkem tekstkirjelduste kui ikoonide abil.</w:t>
-      </w:r>
-    </w:p>
-    <w:p>
-      <w:r>
-        <w:br w:type="page"/>
-      </w:r>
-    </w:p>
-    <w:p>
-      <w:pPr>
-        <w:pStyle w:val="Heading1"/>
-      </w:pPr>
-      <w:r>
+        <w:t>Mängu tegemist alustasin Godot’ projekti ning GitHubi hoidla loomisega. Godot’t kasutan mängu enda tegemiseks. GitHubi laen üles mängu uuendused ja erinevad versioonid, et oleks olemas tagavara koht, kus õnnetuse korral saab versiooni tagasi keerata. Seal on ka mugav üles laadida valmis mängitavaid versioone, mida on lihtne avalikult jagada.</w:t>
+      </w:r>
+    </w:p>
+    <w:p>
+      <w:r>
+        <w:t>Ideed minu mängu jaoks tulid tavaliselt pärast minu inspiratsiooni Factorio mängimisest või selle arendajate blogi lugemisest. Näiteks enne, kui mu mängul oli lõppeesmärk, arvasin, et mäng oli selle jaoks juba valmis, kuid pärast Factorio mängimist ja enda mänguga võrdlemist sain aru, et mul on puudu ehitis, mis jagab ühe konveieri mitmeks. See on väga kasulik, kuna sellega saab toita mitmeid ehitisi sama konveieriga.</w:t>
+      </w:r>
+    </w:p>
+    <w:p>
+      <w:r>
+        <w:t>Kõige suurem hulk aega läks ideede proovimiseks ning arendamiseks. Oli mitu olukorda, kus proovisin mõnda ideed või lahendust probleemile ning sellele võisin kulutada mitmeid tunde, kuid lõpuks ei jõudnud ma kuskile. Kui mul oli mõni idee, mille läbiviimist oskasin ette kujutada, kuid mitte läbi viia, vaatasin Godot’ dokumentatsiooni, kuna seal on iga Godot’ komponendi kohta seletus ning kasutusala, mis aitas mitmeid kordi mõnda lahendust leida või ellu viia.</w:t>
+      </w:r>
+    </w:p>
+    <w:p>
+      <w:r>
+        <w:t>Mängu visuaalsele poolele ma eriti aega ei pühendanud, kuna ma pole selles eriti hea ning ei pea seda mängu puhul kõige tähtsamaks. Mängus peaksid olema huvitavad mehhaanikad ja süsteemid, mitte ainult hea väljanägemine. Minu inspiratsioon, Factorio, oli sarnaselt halva väljanägemisega siis, kui see algul välja tuli, ja isegi praegugi, kuid mängijad ei pane seda eriti tähele, kuna see on väga kaasahaarav ja hästi lihvitud mäng. Tavaliselt, kui mänguarendajal on kehv graafika tegemise oskus, kuid hea süsteemide loomise oskus, saab ta teha väga eduka mängu. Üheks kuulsaks näiteks võib olla Dwarf Fortress, mis nägi suurema osa oma varajastest aastatest välja nagu Exceli arvutustabel, kuid vaevu nähtava graafika all on sügavad ja huvitavad süsteemid, mida edastatakse rohkem tekstikirjelduste kui ikoonide abil.</w:t>
+      </w:r>
+    </w:p>
+    <w:p>
+      <w:pPr>
+        <w:keepNext/>
+      </w:pPr>
+      <w:r>
+        <w:rPr>
+          <w:noProof/>
+        </w:rPr>
         <w:lastRenderedPageBreak/>
-        <w:t>REFLEKTSIOON</w:t>
+        <w:drawing>
+          <wp:inline distT="0" distB="0" distL="0" distR="0" wp14:anchorId="55797579" wp14:editId="760704EA">
+            <wp:extent cx="5725795" cy="3222625"/>
+            <wp:effectExtent l="0" t="0" r="8255" b="0"/>
+            <wp:docPr id="1104159299" name="Picture 1"/>
+            <wp:cNvGraphicFramePr>
+              <a:graphicFrameLocks xmlns:a="http://schemas.openxmlformats.org/drawingml/2006/main" noChangeAspect="1"/>
+            </wp:cNvGraphicFramePr>
+            <a:graphic xmlns:a="http://schemas.openxmlformats.org/drawingml/2006/main">
+              <a:graphicData uri="http://schemas.openxmlformats.org/drawingml/2006/picture">
+                <pic:pic xmlns:pic="http://schemas.openxmlformats.org/drawingml/2006/picture">
+                  <pic:nvPicPr>
+                    <pic:cNvPr id="0" name="Picture 1"/>
+                    <pic:cNvPicPr>
+                      <a:picLocks noChangeAspect="1" noChangeArrowheads="1"/>
+                    </pic:cNvPicPr>
+                  </pic:nvPicPr>
+                  <pic:blipFill>
+                    <a:blip r:embed="rId6" cstate="print">
+                      <a:extLst>
+                        <a:ext uri="{28A0092B-C50C-407E-A947-70E740481C1C}">
+                          <a14:useLocalDpi xmlns:a14="http://schemas.microsoft.com/office/drawing/2010/main" val="0"/>
+                        </a:ext>
+                      </a:extLst>
+                    </a:blip>
+                    <a:srcRect/>
+                    <a:stretch>
+                      <a:fillRect/>
+                    </a:stretch>
+                  </pic:blipFill>
+                  <pic:spPr bwMode="auto">
+                    <a:xfrm>
+                      <a:off x="0" y="0"/>
+                      <a:ext cx="5725795" cy="3222625"/>
+                    </a:xfrm>
+                    <a:prstGeom prst="rect">
+                      <a:avLst/>
+                    </a:prstGeom>
+                    <a:noFill/>
+                    <a:ln>
+                      <a:noFill/>
+                    </a:ln>
+                  </pic:spPr>
+                </pic:pic>
+              </a:graphicData>
+            </a:graphic>
+          </wp:inline>
+        </w:drawing>
+      </w:r>
+    </w:p>
+    <w:p>
+      <w:pPr>
+        <w:pStyle w:val="Caption"/>
+      </w:pPr>
+      <w:r>
+        <w:t xml:space="preserve">Joonis </w:t>
+      </w:r>
+      <w:r>
+        <w:fldChar w:fldCharType="begin"/>
+      </w:r>
+      <w:r>
+        <w:instrText xml:space="preserve"> SEQ Joonis \* ARABIC </w:instrText>
+      </w:r>
+      <w:r>
+        <w:fldChar w:fldCharType="separate"/>
+      </w:r>
+      <w:r>
+        <w:rPr>
+          <w:noProof/>
+        </w:rPr>
+        <w:t>2</w:t>
+      </w:r>
+      <w:r>
+        <w:fldChar w:fldCharType="end"/>
+      </w:r>
+      <w:r>
+        <w:t xml:space="preserve"> Kuvatõmmis Dwarf Fortressist</w:t>
+      </w:r>
+      <w:r>
+        <w:t xml:space="preserve"> ning selle huvitavast GUI’st.</w:t>
       </w:r>
     </w:p>
     <w:p/>
@@ -1540,16 +1499,7 @@
     </w:p>
     <w:p>
       <w:r>
-        <w:t xml:space="preserve">Lisa 1: </w:t>
-      </w:r>
-      <w:r>
-        <w:t xml:space="preserve">Kuvatõmmis mängust </w:t>
-      </w:r>
-      <w:r>
-        <w:t>16/10/2025</w:t>
-      </w:r>
-      <w:r>
-        <w:t>, Sellel versioonil oli esimene eesmärk ning ajalugemine lisatud. On näha tehast mis on loodud esimese eesmärgi saavutamiseks.</w:t>
+        <w:t>Lisa 1: Kuvatõmmis mängust 16/10/2025, Sellel versioonil oli esimene eesmärk ning ajalugemine lisatud. On näha tehast mis on loodud esimese eesmärgi saavutamiseks.</w:t>
       </w:r>
     </w:p>
     <w:p>
@@ -1575,7 +1525,7 @@
                     </pic:cNvPicPr>
                   </pic:nvPicPr>
                   <pic:blipFill>
-                    <a:blip r:embed="rId5" cstate="print">
+                    <a:blip r:embed="rId7" cstate="print">
                       <a:extLst>
                         <a:ext uri="{28A0092B-C50C-407E-A947-70E740481C1C}">
                           <a14:useLocalDpi xmlns:a14="http://schemas.microsoft.com/office/drawing/2010/main" val="0"/>
@@ -2223,7 +2173,6 @@
   <w:style w:type="character" w:default="1" w:styleId="DefaultParagraphFont">
     <w:name w:val="Default Paragraph Font"/>
     <w:uiPriority w:val="1"/>
-    <w:semiHidden/>
     <w:unhideWhenUsed/>
   </w:style>
   <w:style w:type="table" w:default="1" w:styleId="TableNormal">
@@ -2647,6 +2596,25 @@
         <w:insideV w:val="single" w:sz="4" w:space="0" w:color="auto"/>
       </w:tblBorders>
     </w:tblPr>
+  </w:style>
+  <w:style w:type="paragraph" w:styleId="Caption">
+    <w:name w:val="caption"/>
+    <w:basedOn w:val="Normal"/>
+    <w:next w:val="Normal"/>
+    <w:uiPriority w:val="35"/>
+    <w:unhideWhenUsed/>
+    <w:qFormat/>
+    <w:rsid w:val="00006B92"/>
+    <w:pPr>
+      <w:spacing w:after="200" w:line="240" w:lineRule="auto"/>
+    </w:pPr>
+    <w:rPr>
+      <w:i/>
+      <w:iCs/>
+      <w:color w:val="44546A" w:themeColor="text2"/>
+      <w:sz w:val="18"/>
+      <w:szCs w:val="18"/>
+    </w:rPr>
   </w:style>
 </w:styles>
 </file>
